--- a/GUIDE_DEMARRAGE.docx
+++ b/GUIDE_DEMARRAGE.docx
@@ -1652,6 +1652,3704 @@
         <w:t>Document genere automatiquement - Bayview Pharmacy Voice Agent</w:t>
       </w:r>
     </w:p>
+    <w:p>
+      <w:pPr>
+        <w:pStyle w:val="Heading1"/>
+      </w:pPr>
+      <w:r>
+        <w:t>Revue du code</w:t>
+      </w:r>
+    </w:p>
+    <w:p>
+      <w:pPr>
+        <w:pStyle w:val="Heading2"/>
+      </w:pPr>
+      <w:r>
+        <w:t>1. Pourquoi Linux est indispensable</w:t>
+      </w:r>
+    </w:p>
+    <w:p>
+      <w:r>
+        <w:t>Ce projet utilise une bibliothèque nommée daily-python (fournie par Daily.co) qui gère les connexions WebRTC (Web Real-Time Communication). WebRTC est le protocole qui transporte l'audio et la vidéo entre le navigateur et le bot.</w:t>
+      </w:r>
+    </w:p>
+    <w:p>
+      <w:r>
+        <w:t>Le problème : daily-python compile du code C++ natif et ne fournit des versions pré-compilées qu'en .whl (wheels) pour Linux (x86_64, aarch64) et macOS. Il n'existe pas de wheel pour Windows. Si on essaie d'exécuter uv sync sur Windows, pip/uv télécharge le wheel, constate qu'il n'est pas compatible avec win_amd64 et échoue avec :</w:t>
+      </w:r>
+    </w:p>
+    <w:p>
+      <w:pPr>
+        <w:spacing w:before="0" w:after="0"/>
+      </w:pPr>
+      <w:r>
+        <w:rPr>
+          <w:rFonts w:ascii="Consolas" w:hAnsi="Consolas"/>
+          <w:color w:val="333333"/>
+          <w:sz w:val="18"/>
+        </w:rPr>
+        <w:t>error: Distribution `daily-python==0.28.1` can't be installed because</w:t>
+      </w:r>
+    </w:p>
+    <w:p>
+      <w:pPr>
+        <w:spacing w:before="0" w:after="0"/>
+      </w:pPr>
+      <w:r>
+        <w:rPr>
+          <w:rFonts w:ascii="Consolas" w:hAnsi="Consolas"/>
+          <w:color w:val="333333"/>
+          <w:sz w:val="18"/>
+        </w:rPr>
+        <w:t>it doesn't have a source distribution or wheel for the current platform</w:t>
+      </w:r>
+    </w:p>
+    <w:p/>
+    <w:p>
+      <w:r>
+        <w:t>C'est pourquoi on utilise WSL (Windows Subsystem for Linux). WSL crée un sous-système Linux qui tourne dans Windows. Toutes les commandes du projet s'exécutent dans ce sous-système Linux, où daily-python s'installe naturellement.</w:t>
+      </w:r>
+    </w:p>
+    <w:p>
+      <w:pPr>
+        <w:pStyle w:val="Heading3"/>
+      </w:pPr>
+      <w:r>
+        <w:t>1.1  WSL : installation et accès réseau</w:t>
+      </w:r>
+    </w:p>
+    <w:p>
+      <w:r>
+        <w:t>Quand le bot tourne dans WSL, il écoute sur le port 7860 à l'intérieur de la machine Linux. WSL fait automatiquement suivre ce port vers Windows. Depuis votre navigateur Windows, http://localhost:7860 atteint donc le bot dans WSL.</w:t>
+      </w:r>
+    </w:p>
+    <w:p>
+      <w:r>
+        <w:t>Si vous déployez le bot sur un vrai serveur Linux distant (VPS, cloud), vous devez vous assurer que le port 7860 est ouvert dans le pare-feu. Depuis n'importe quel OS (Windows, Mac, Linux), vous pouvez alors atteindre le bot via http://&lt;adresse-du-serveur&gt;:7860.</w:t>
+      </w:r>
+    </w:p>
+    <w:p>
+      <w:pPr>
+        <w:pStyle w:val="Heading2"/>
+      </w:pPr>
+      <w:r>
+        <w:t>2. Structure du projet</w:t>
+      </w:r>
+    </w:p>
+    <w:p>
+      <w:r>
+        <w:t>Tout le code applicatif se trouve dans le dossier server/. Voici les fichiers essentiels :</w:t>
+      </w:r>
+    </w:p>
+    <w:p>
+      <w:pPr>
+        <w:pStyle w:val="ListBullet"/>
+      </w:pPr>
+      <w:r>
+        <w:rPr>
+          <w:b/>
+        </w:rPr>
+        <w:t xml:space="preserve">bot-gpt.py / bot-nemotron.py — </w:t>
+      </w:r>
+      <w:r>
+        <w:t>Points d'entrée du bot. C'est ici que se trouve le pipeline complet : STT → LLM → TTS, ainsi que les outils (tools) et le prompt système.</w:t>
+      </w:r>
+    </w:p>
+    <w:p>
+      <w:pPr>
+        <w:pStyle w:val="ListBullet"/>
+      </w:pPr>
+      <w:r>
+        <w:rPr>
+          <w:b/>
+        </w:rPr>
+        <w:t xml:space="preserve">mock_backend.py — </w:t>
+      </w:r>
+      <w:r>
+        <w:t>La 'base de données' simulée. Contient des dictionnaires de patients avec leurs ordonnances.</w:t>
+      </w:r>
+    </w:p>
+    <w:p>
+      <w:pPr>
+        <w:pStyle w:val="ListBullet"/>
+      </w:pPr>
+      <w:r>
+        <w:rPr>
+          <w:b/>
+        </w:rPr>
+        <w:t xml:space="preserve">stt_provider.py — </w:t>
+      </w:r>
+      <w:r>
+        <w:t>Fabrique qui crée le service de reconnaissance vocale (Speech-To-Text) selon la configuration.</w:t>
+      </w:r>
+    </w:p>
+    <w:p>
+      <w:pPr>
+        <w:pStyle w:val="ListBullet"/>
+      </w:pPr>
+      <w:r>
+        <w:rPr>
+          <w:b/>
+        </w:rPr>
+        <w:t xml:space="preserve">nemotron_llm.py — </w:t>
+      </w:r>
+      <w:r>
+        <w:t>Service LLM personnalisé pour NVIDIA Nemotron (optionnel).</w:t>
+      </w:r>
+    </w:p>
+    <w:p>
+      <w:pPr>
+        <w:pStyle w:val="ListBullet"/>
+      </w:pPr>
+      <w:r>
+        <w:rPr>
+          <w:b/>
+        </w:rPr>
+        <w:t xml:space="preserve">nvidia_stt.py — </w:t>
+      </w:r>
+      <w:r>
+        <w:t>Service STT pour NVIDIA Parakeet (optionnel).</w:t>
+      </w:r>
+    </w:p>
+    <w:p>
+      <w:pPr>
+        <w:pStyle w:val="ListBullet"/>
+      </w:pPr>
+      <w:r>
+        <w:rPr>
+          <w:b/>
+        </w:rPr>
+        <w:t xml:space="preserve">language_router.py — </w:t>
+      </w:r>
+      <w:r>
+        <w:t>Détecte si l'appelant parle anglais ou espagnol et ajuste la conversation.</w:t>
+      </w:r>
+    </w:p>
+    <w:p>
+      <w:pPr>
+        <w:pStyle w:val="ListBullet"/>
+      </w:pPr>
+      <w:r>
+        <w:rPr>
+          <w:b/>
+        </w:rPr>
+        <w:t xml:space="preserve">video_avatar.py — </w:t>
+      </w:r>
+      <w:r>
+        <w:t>Gère l'avatar vidéo optionnel (Tavus, Simli).</w:t>
+      </w:r>
+    </w:p>
+    <w:p>
+      <w:pPr>
+        <w:pStyle w:val="ListBullet"/>
+      </w:pPr>
+      <w:r>
+        <w:rPr>
+          <w:b/>
+        </w:rPr>
+        <w:t xml:space="preserve">demo_client/ — </w:t>
+      </w:r>
+      <w:r>
+        <w:t>Application web (HTML + JS + CSS) qui sert d'interface utilisateur de démonstration.</w:t>
+      </w:r>
+    </w:p>
+    <w:p>
+      <w:pPr>
+        <w:pStyle w:val="ListBullet"/>
+      </w:pPr>
+      <w:r>
+        <w:rPr>
+          <w:b/>
+        </w:rPr>
+        <w:t xml:space="preserve">pyproject.toml — </w:t>
+      </w:r>
+      <w:r>
+        <w:t>Fichier de configuration Python avec les dépendances.</w:t>
+      </w:r>
+    </w:p>
+    <w:p>
+      <w:pPr>
+        <w:pStyle w:val="ListBullet"/>
+      </w:pPr>
+      <w:r>
+        <w:rPr>
+          <w:b/>
+        </w:rPr>
+        <w:t xml:space="preserve">Dockerfile — </w:t>
+      </w:r>
+      <w:r>
+        <w:t>Recette pour construire l'image Docker du bot.</w:t>
+      </w:r>
+    </w:p>
+    <w:p>
+      <w:pPr>
+        <w:pStyle w:val="Heading2"/>
+      </w:pPr>
+      <w:r>
+        <w:t>3. Tutoriel Python détaillé de bot-gpt.py</w:t>
+      </w:r>
+    </w:p>
+    <w:p>
+      <w:r>
+        <w:t>Le fichier bot-gpt.py est le cœur du projet. C'est un script Python d'environ 500 lignes qui orchestre toute la conversation vocale. Nous allons le décortiquer ligne par ligne, en expliquant chaque concept.</w:t>
+      </w:r>
+    </w:p>
+    <w:p>
+      <w:pPr>
+        <w:pStyle w:val="Heading3"/>
+      </w:pPr>
+      <w:r>
+        <w:t>3.1  En-tête et imports</w:t>
+      </w:r>
+    </w:p>
+    <w:p>
+      <w:r>
+        <w:t>Comme tout fichier Python, on commence par importer les bibliothèques nécessaires :</w:t>
+      </w:r>
+    </w:p>
+    <w:p>
+      <w:r>
+        <w:rPr>
+          <w:b/>
+          <w:sz w:val="20"/>
+        </w:rPr>
+        <w:t>Les imports en Python — anatomie :</w:t>
+      </w:r>
+    </w:p>
+    <w:p>
+      <w:pPr>
+        <w:spacing w:before="0" w:after="0"/>
+      </w:pPr>
+      <w:r>
+        <w:rPr>
+          <w:rFonts w:ascii="Consolas" w:hAnsi="Consolas"/>
+          <w:color w:val="333333"/>
+          <w:sz w:val="18"/>
+        </w:rPr>
+        <w:t>import copy</w:t>
+      </w:r>
+    </w:p>
+    <w:p>
+      <w:pPr>
+        <w:spacing w:before="0" w:after="0"/>
+      </w:pPr>
+      <w:r>
+        <w:rPr>
+          <w:rFonts w:ascii="Consolas" w:hAnsi="Consolas"/>
+          <w:color w:val="333333"/>
+          <w:sz w:val="18"/>
+        </w:rPr>
+        <w:t>import os</w:t>
+      </w:r>
+    </w:p>
+    <w:p>
+      <w:pPr>
+        <w:spacing w:before="0" w:after="0"/>
+      </w:pPr>
+      <w:r>
+        <w:rPr>
+          <w:rFonts w:ascii="Consolas" w:hAnsi="Consolas"/>
+          <w:color w:val="333333"/>
+          <w:sz w:val="18"/>
+        </w:rPr>
+        <w:t>import random</w:t>
+      </w:r>
+    </w:p>
+    <w:p>
+      <w:pPr>
+        <w:spacing w:before="0" w:after="0"/>
+      </w:pPr>
+      <w:r>
+        <w:rPr>
+          <w:rFonts w:ascii="Consolas" w:hAnsi="Consolas"/>
+          <w:color w:val="333333"/>
+          <w:sz w:val="18"/>
+        </w:rPr>
+        <w:t>from datetime import date</w:t>
+      </w:r>
+    </w:p>
+    <w:p>
+      <w:pPr>
+        <w:spacing w:before="0" w:after="0"/>
+      </w:pPr>
+    </w:p>
+    <w:p>
+      <w:pPr>
+        <w:spacing w:before="0" w:after="0"/>
+      </w:pPr>
+      <w:r>
+        <w:rPr>
+          <w:rFonts w:ascii="Consolas" w:hAnsi="Consolas"/>
+          <w:color w:val="333333"/>
+          <w:sz w:val="18"/>
+        </w:rPr>
+        <w:t>import aiohttp</w:t>
+      </w:r>
+    </w:p>
+    <w:p>
+      <w:pPr>
+        <w:spacing w:before="0" w:after="0"/>
+      </w:pPr>
+      <w:r>
+        <w:rPr>
+          <w:rFonts w:ascii="Consolas" w:hAnsi="Consolas"/>
+          <w:color w:val="333333"/>
+          <w:sz w:val="18"/>
+        </w:rPr>
+        <w:t>from dotenv import load_dotenv</w:t>
+      </w:r>
+    </w:p>
+    <w:p>
+      <w:pPr>
+        <w:spacing w:before="0" w:after="0"/>
+      </w:pPr>
+      <w:r>
+        <w:rPr>
+          <w:rFonts w:ascii="Consolas" w:hAnsi="Consolas"/>
+          <w:color w:val="333333"/>
+          <w:sz w:val="18"/>
+        </w:rPr>
+        <w:t>from loguru import logger</w:t>
+      </w:r>
+    </w:p>
+    <w:p>
+      <w:pPr>
+        <w:spacing w:before="0" w:after="0"/>
+      </w:pPr>
+      <w:r>
+        <w:rPr>
+          <w:rFonts w:ascii="Consolas" w:hAnsi="Consolas"/>
+          <w:color w:val="333333"/>
+          <w:sz w:val="18"/>
+        </w:rPr>
+        <w:t>from pipecat.adapters.schemas.tools_schema import ToolsSchema</w:t>
+      </w:r>
+    </w:p>
+    <w:p>
+      <w:pPr>
+        <w:spacing w:before="0" w:after="0"/>
+      </w:pPr>
+      <w:r>
+        <w:rPr>
+          <w:rFonts w:ascii="Consolas" w:hAnsi="Consolas"/>
+          <w:color w:val="333333"/>
+          <w:sz w:val="18"/>
+        </w:rPr>
+        <w:t>from pipecat.audio.vad.silero import SileroVADAnalyzer</w:t>
+      </w:r>
+    </w:p>
+    <w:p>
+      <w:pPr>
+        <w:spacing w:before="0" w:after="0"/>
+      </w:pPr>
+      <w:r>
+        <w:rPr>
+          <w:rFonts w:ascii="Consolas" w:hAnsi="Consolas"/>
+          <w:color w:val="333333"/>
+          <w:sz w:val="18"/>
+        </w:rPr>
+        <w:t>from pipecat.frames.frames import EndTaskFrame, FunctionCallResultProperties, LLMRunFrame</w:t>
+      </w:r>
+    </w:p>
+    <w:p>
+      <w:pPr>
+        <w:spacing w:before="0" w:after="0"/>
+      </w:pPr>
+      <w:r>
+        <w:rPr>
+          <w:rFonts w:ascii="Consolas" w:hAnsi="Consolas"/>
+          <w:color w:val="333333"/>
+          <w:sz w:val="18"/>
+        </w:rPr>
+        <w:t>from pipecat.pipeline.pipeline import Pipeline</w:t>
+      </w:r>
+    </w:p>
+    <w:p>
+      <w:pPr>
+        <w:spacing w:before="0" w:after="0"/>
+      </w:pPr>
+      <w:r>
+        <w:rPr>
+          <w:rFonts w:ascii="Consolas" w:hAnsi="Consolas"/>
+          <w:color w:val="333333"/>
+          <w:sz w:val="18"/>
+        </w:rPr>
+        <w:t>from pipecat.pipeline.worker import PipelineParams, PipelineWorker</w:t>
+      </w:r>
+    </w:p>
+    <w:p>
+      <w:pPr>
+        <w:spacing w:before="0" w:after="0"/>
+      </w:pPr>
+      <w:r>
+        <w:rPr>
+          <w:rFonts w:ascii="Consolas" w:hAnsi="Consolas"/>
+          <w:color w:val="333333"/>
+          <w:sz w:val="18"/>
+        </w:rPr>
+        <w:t>from pipecat.processors.aggregators.llm_context import LLMContext</w:t>
+      </w:r>
+    </w:p>
+    <w:p>
+      <w:pPr>
+        <w:spacing w:before="0" w:after="0"/>
+      </w:pPr>
+      <w:r>
+        <w:rPr>
+          <w:rFonts w:ascii="Consolas" w:hAnsi="Consolas"/>
+          <w:color w:val="333333"/>
+          <w:sz w:val="18"/>
+        </w:rPr>
+        <w:t>from pipecat.processors.aggregators.llm_response_universal import (</w:t>
+      </w:r>
+    </w:p>
+    <w:p>
+      <w:pPr>
+        <w:spacing w:before="0" w:after="0"/>
+      </w:pPr>
+      <w:r>
+        <w:rPr>
+          <w:rFonts w:ascii="Consolas" w:hAnsi="Consolas"/>
+          <w:color w:val="333333"/>
+          <w:sz w:val="18"/>
+        </w:rPr>
+        <w:t xml:space="preserve">    LLMContextAggregatorPair,</w:t>
+      </w:r>
+    </w:p>
+    <w:p>
+      <w:pPr>
+        <w:spacing w:before="0" w:after="0"/>
+      </w:pPr>
+      <w:r>
+        <w:rPr>
+          <w:rFonts w:ascii="Consolas" w:hAnsi="Consolas"/>
+          <w:color w:val="333333"/>
+          <w:sz w:val="18"/>
+        </w:rPr>
+        <w:t xml:space="preserve">    LLMUserAggregatorParams,</w:t>
+      </w:r>
+    </w:p>
+    <w:p>
+      <w:pPr>
+        <w:spacing w:before="0" w:after="0"/>
+      </w:pPr>
+      <w:r>
+        <w:rPr>
+          <w:rFonts w:ascii="Consolas" w:hAnsi="Consolas"/>
+          <w:color w:val="333333"/>
+          <w:sz w:val="18"/>
+        </w:rPr>
+        <w:t>)</w:t>
+      </w:r>
+    </w:p>
+    <w:p>
+      <w:pPr>
+        <w:spacing w:before="0" w:after="0"/>
+      </w:pPr>
+      <w:r>
+        <w:rPr>
+          <w:rFonts w:ascii="Consolas" w:hAnsi="Consolas"/>
+          <w:color w:val="333333"/>
+          <w:sz w:val="18"/>
+        </w:rPr>
+        <w:t>from pipecat.processors.frame_processor import FrameDirection</w:t>
+      </w:r>
+    </w:p>
+    <w:p>
+      <w:pPr>
+        <w:spacing w:before="0" w:after="0"/>
+      </w:pPr>
+      <w:r>
+        <w:rPr>
+          <w:rFonts w:ascii="Consolas" w:hAnsi="Consolas"/>
+          <w:color w:val="333333"/>
+          <w:sz w:val="18"/>
+        </w:rPr>
+        <w:t>from pipecat.runner.types import (</w:t>
+      </w:r>
+    </w:p>
+    <w:p>
+      <w:pPr>
+        <w:spacing w:before="0" w:after="0"/>
+      </w:pPr>
+      <w:r>
+        <w:rPr>
+          <w:rFonts w:ascii="Consolas" w:hAnsi="Consolas"/>
+          <w:color w:val="333333"/>
+          <w:sz w:val="18"/>
+        </w:rPr>
+        <w:t xml:space="preserve">    RunnerArguments,</w:t>
+      </w:r>
+    </w:p>
+    <w:p>
+      <w:pPr>
+        <w:spacing w:before="0" w:after="0"/>
+      </w:pPr>
+      <w:r>
+        <w:rPr>
+          <w:rFonts w:ascii="Consolas" w:hAnsi="Consolas"/>
+          <w:color w:val="333333"/>
+          <w:sz w:val="18"/>
+        </w:rPr>
+        <w:t xml:space="preserve">    SmallWebRTCRunnerArguments,</w:t>
+      </w:r>
+    </w:p>
+    <w:p>
+      <w:pPr>
+        <w:spacing w:before="0" w:after="0"/>
+      </w:pPr>
+      <w:r>
+        <w:rPr>
+          <w:rFonts w:ascii="Consolas" w:hAnsi="Consolas"/>
+          <w:color w:val="333333"/>
+          <w:sz w:val="18"/>
+        </w:rPr>
+        <w:t xml:space="preserve">    WebSocketRunnerArguments,</w:t>
+      </w:r>
+    </w:p>
+    <w:p>
+      <w:pPr>
+        <w:spacing w:before="0" w:after="0"/>
+      </w:pPr>
+      <w:r>
+        <w:rPr>
+          <w:rFonts w:ascii="Consolas" w:hAnsi="Consolas"/>
+          <w:color w:val="333333"/>
+          <w:sz w:val="18"/>
+        </w:rPr>
+        <w:t>)</w:t>
+      </w:r>
+    </w:p>
+    <w:p>
+      <w:pPr>
+        <w:spacing w:before="0" w:after="0"/>
+      </w:pPr>
+      <w:r>
+        <w:rPr>
+          <w:rFonts w:ascii="Consolas" w:hAnsi="Consolas"/>
+          <w:color w:val="333333"/>
+          <w:sz w:val="18"/>
+        </w:rPr>
+        <w:t>from pipecat.runner.utils import parse_telephony_websocket</w:t>
+      </w:r>
+    </w:p>
+    <w:p>
+      <w:pPr>
+        <w:spacing w:before="0" w:after="0"/>
+      </w:pPr>
+      <w:r>
+        <w:rPr>
+          <w:rFonts w:ascii="Consolas" w:hAnsi="Consolas"/>
+          <w:color w:val="333333"/>
+          <w:sz w:val="18"/>
+        </w:rPr>
+        <w:t>from pipecat.serializers.twilio import TwilioFrameSerializer</w:t>
+      </w:r>
+    </w:p>
+    <w:p>
+      <w:pPr>
+        <w:spacing w:before="0" w:after="0"/>
+      </w:pPr>
+      <w:r>
+        <w:rPr>
+          <w:rFonts w:ascii="Consolas" w:hAnsi="Consolas"/>
+          <w:color w:val="333333"/>
+          <w:sz w:val="18"/>
+        </w:rPr>
+        <w:t>from pipecat.services.gradium.tts import GradiumTTSService</w:t>
+      </w:r>
+    </w:p>
+    <w:p>
+      <w:pPr>
+        <w:spacing w:before="0" w:after="0"/>
+      </w:pPr>
+      <w:r>
+        <w:rPr>
+          <w:rFonts w:ascii="Consolas" w:hAnsi="Consolas"/>
+          <w:color w:val="333333"/>
+          <w:sz w:val="18"/>
+        </w:rPr>
+        <w:t>from pipecat.services.llm_service import FunctionCallParams</w:t>
+      </w:r>
+    </w:p>
+    <w:p>
+      <w:pPr>
+        <w:spacing w:before="0" w:after="0"/>
+      </w:pPr>
+      <w:r>
+        <w:rPr>
+          <w:rFonts w:ascii="Consolas" w:hAnsi="Consolas"/>
+          <w:color w:val="333333"/>
+          <w:sz w:val="18"/>
+        </w:rPr>
+        <w:t>from pipecat.services.anthropic.llm import AnthropicLLMService</w:t>
+      </w:r>
+    </w:p>
+    <w:p>
+      <w:pPr>
+        <w:spacing w:before="0" w:after="0"/>
+      </w:pPr>
+      <w:r>
+        <w:rPr>
+          <w:rFonts w:ascii="Consolas" w:hAnsi="Consolas"/>
+          <w:color w:val="333333"/>
+          <w:sz w:val="18"/>
+        </w:rPr>
+        <w:t>from pipecat.transports.base_transport import BaseTransport, TransportParams</w:t>
+      </w:r>
+    </w:p>
+    <w:p>
+      <w:pPr>
+        <w:spacing w:before="0" w:after="0"/>
+      </w:pPr>
+      <w:r>
+        <w:rPr>
+          <w:rFonts w:ascii="Consolas" w:hAnsi="Consolas"/>
+          <w:color w:val="333333"/>
+          <w:sz w:val="18"/>
+        </w:rPr>
+        <w:t>from pipecat.transports.smallwebrtc.connection import SmallWebRTCConnection</w:t>
+      </w:r>
+    </w:p>
+    <w:p>
+      <w:pPr>
+        <w:spacing w:before="0" w:after="0"/>
+      </w:pPr>
+      <w:r>
+        <w:rPr>
+          <w:rFonts w:ascii="Consolas" w:hAnsi="Consolas"/>
+          <w:color w:val="333333"/>
+          <w:sz w:val="18"/>
+        </w:rPr>
+        <w:t>from pipecat.transports.smallwebrtc.transport import SmallWebRTCTransport</w:t>
+      </w:r>
+    </w:p>
+    <w:p>
+      <w:pPr>
+        <w:spacing w:before="0" w:after="0"/>
+      </w:pPr>
+      <w:r>
+        <w:rPr>
+          <w:rFonts w:ascii="Consolas" w:hAnsi="Consolas"/>
+          <w:color w:val="333333"/>
+          <w:sz w:val="18"/>
+        </w:rPr>
+        <w:t>from pipecat.transports.websocket.fastapi import FastAPIWebsocketParams, FastAPIWebsocketTransport</w:t>
+      </w:r>
+    </w:p>
+    <w:p>
+      <w:pPr>
+        <w:spacing w:before="0" w:after="0"/>
+      </w:pPr>
+      <w:r>
+        <w:rPr>
+          <w:rFonts w:ascii="Consolas" w:hAnsi="Consolas"/>
+          <w:color w:val="333333"/>
+          <w:sz w:val="18"/>
+        </w:rPr>
+        <w:t>from pipecat.turns.user_turn_strategies import FilterIncompleteUserTurnStrategies</w:t>
+      </w:r>
+    </w:p>
+    <w:p>
+      <w:pPr>
+        <w:spacing w:before="0" w:after="0"/>
+      </w:pPr>
+      <w:r>
+        <w:rPr>
+          <w:rFonts w:ascii="Consolas" w:hAnsi="Consolas"/>
+          <w:color w:val="333333"/>
+          <w:sz w:val="18"/>
+        </w:rPr>
+        <w:t>from pipecat.workers.runner import WorkerRunner</w:t>
+      </w:r>
+    </w:p>
+    <w:p>
+      <w:pPr>
+        <w:spacing w:before="0" w:after="0"/>
+      </w:pPr>
+    </w:p>
+    <w:p>
+      <w:pPr>
+        <w:spacing w:before="0" w:after="0"/>
+      </w:pPr>
+      <w:r>
+        <w:rPr>
+          <w:rFonts w:ascii="Consolas" w:hAnsi="Consolas"/>
+          <w:color w:val="333333"/>
+          <w:sz w:val="18"/>
+        </w:rPr>
+        <w:t>from language_router import LanguagePreferenceProcessor</w:t>
+      </w:r>
+    </w:p>
+    <w:p>
+      <w:pPr>
+        <w:spacing w:before="0" w:after="0"/>
+      </w:pPr>
+      <w:r>
+        <w:rPr>
+          <w:rFonts w:ascii="Consolas" w:hAnsi="Consolas"/>
+          <w:color w:val="333333"/>
+          <w:sz w:val="18"/>
+        </w:rPr>
+        <w:t>from mock_backend import PATIENTS</w:t>
+      </w:r>
+    </w:p>
+    <w:p>
+      <w:pPr>
+        <w:spacing w:before="0" w:after="0"/>
+      </w:pPr>
+      <w:r>
+        <w:rPr>
+          <w:rFonts w:ascii="Consolas" w:hAnsi="Consolas"/>
+          <w:color w:val="333333"/>
+          <w:sz w:val="18"/>
+        </w:rPr>
+        <w:t>from stt_provider import create_stt_service, get_stt_provider</w:t>
+      </w:r>
+    </w:p>
+    <w:p>
+      <w:pPr>
+        <w:spacing w:before="0" w:after="0"/>
+      </w:pPr>
+      <w:r>
+        <w:rPr>
+          <w:rFonts w:ascii="Consolas" w:hAnsi="Consolas"/>
+          <w:color w:val="333333"/>
+          <w:sz w:val="18"/>
+        </w:rPr>
+        <w:t>from video_avatar import (</w:t>
+      </w:r>
+    </w:p>
+    <w:p>
+      <w:pPr>
+        <w:spacing w:before="0" w:after="0"/>
+      </w:pPr>
+      <w:r>
+        <w:rPr>
+          <w:rFonts w:ascii="Consolas" w:hAnsi="Consolas"/>
+          <w:color w:val="333333"/>
+          <w:sz w:val="18"/>
+        </w:rPr>
+        <w:t xml:space="preserve">    AVATAR_PROVIDER_NONE,</w:t>
+      </w:r>
+    </w:p>
+    <w:p>
+      <w:pPr>
+        <w:spacing w:before="0" w:after="0"/>
+      </w:pPr>
+      <w:r>
+        <w:rPr>
+          <w:rFonts w:ascii="Consolas" w:hAnsi="Consolas"/>
+          <w:color w:val="333333"/>
+          <w:sz w:val="18"/>
+        </w:rPr>
+        <w:t xml:space="preserve">    AvatarConfigError,</w:t>
+      </w:r>
+    </w:p>
+    <w:p>
+      <w:pPr>
+        <w:spacing w:before="0" w:after="0"/>
+      </w:pPr>
+      <w:r>
+        <w:rPr>
+          <w:rFonts w:ascii="Consolas" w:hAnsi="Consolas"/>
+          <w:color w:val="333333"/>
+          <w:sz w:val="18"/>
+        </w:rPr>
+        <w:t xml:space="preserve">    avatar_runtime_config,</w:t>
+      </w:r>
+    </w:p>
+    <w:p>
+      <w:pPr>
+        <w:spacing w:before="0" w:after="0"/>
+      </w:pPr>
+      <w:r>
+        <w:rPr>
+          <w:rFonts w:ascii="Consolas" w:hAnsi="Consolas"/>
+          <w:color w:val="333333"/>
+          <w:sz w:val="18"/>
+        </w:rPr>
+        <w:t xml:space="preserve">    avatar_video_transport_params,</w:t>
+      </w:r>
+    </w:p>
+    <w:p>
+      <w:pPr>
+        <w:spacing w:before="0" w:after="0"/>
+      </w:pPr>
+      <w:r>
+        <w:rPr>
+          <w:rFonts w:ascii="Consolas" w:hAnsi="Consolas"/>
+          <w:color w:val="333333"/>
+          <w:sz w:val="18"/>
+        </w:rPr>
+        <w:t xml:space="preserve">    create_avatar_service,</w:t>
+      </w:r>
+    </w:p>
+    <w:p>
+      <w:pPr>
+        <w:spacing w:before="0" w:after="0"/>
+      </w:pPr>
+      <w:r>
+        <w:rPr>
+          <w:rFonts w:ascii="Consolas" w:hAnsi="Consolas"/>
+          <w:color w:val="333333"/>
+          <w:sz w:val="18"/>
+        </w:rPr>
+        <w:t xml:space="preserve">    get_avatar_provider,</w:t>
+      </w:r>
+    </w:p>
+    <w:p>
+      <w:pPr>
+        <w:spacing w:before="0" w:after="0"/>
+      </w:pPr>
+      <w:r>
+        <w:rPr>
+          <w:rFonts w:ascii="Consolas" w:hAnsi="Consolas"/>
+          <w:color w:val="333333"/>
+          <w:sz w:val="18"/>
+        </w:rPr>
+        <w:t>)</w:t>
+      </w:r>
+    </w:p>
+    <w:p>
+      <w:pPr>
+        <w:spacing w:before="0" w:after="0"/>
+      </w:pPr>
+    </w:p>
+    <w:p>
+      <w:pPr>
+        <w:spacing w:before="0" w:after="0"/>
+      </w:pPr>
+      <w:r>
+        <w:rPr>
+          <w:rFonts w:ascii="Consolas" w:hAnsi="Consolas"/>
+          <w:color w:val="333333"/>
+          <w:sz w:val="18"/>
+        </w:rPr>
+        <w:t>load_dotenv(override=True)</w:t>
+      </w:r>
+    </w:p>
+    <w:p/>
+    <w:p>
+      <w:r>
+        <w:t>Les imports sont classés en trois groupes :</w:t>
+        <w:br/>
+        <w:t>1. Bibliothèques standard de Python (copy, os, random, datetime) — déjà incluses avec Python.</w:t>
+        <w:br/>
+        <w:t>2. Bibliothèques tierces (aiohttp, dotenv, loguru) — installées via pip/uv.</w:t>
+        <w:br/>
+        <w:t>3. Bibliothèques du framework Pipecat (pipecat.*) — le framework d'orchestration vocale.</w:t>
+        <w:br/>
+        <w:t>4. Nos propres modules (language_router, mock_backend, etc.) — écrits par nous.</w:t>
+      </w:r>
+    </w:p>
+    <w:p>
+      <w:r>
+        <w:t>Exemple pour un débutant : import copy permet d'utiliser copy.deepcopy() qui crée une copie indépendante d'un dictionnaire (on en a besoin pour que chaque appel téléphonique ait ses propres données patients).</w:t>
+      </w:r>
+    </w:p>
+    <w:p>
+      <w:pPr>
+        <w:pStyle w:val="Heading3"/>
+      </w:pPr>
+      <w:r>
+        <w:t>3.2  La fonction asynchrone run_bot()</w:t>
+      </w:r>
+    </w:p>
+    <w:p>
+      <w:r>
+        <w:t>La fonction principale est async def run_bot(...). Le mot-clé async signifie que c'est une fonction asynchrone : elle peut 'mettre en pause' son exécution en attendant quelque chose (une réponse API, un fichier audio) sans bloquer le reste du programme.</w:t>
+      </w:r>
+    </w:p>
+    <w:p>
+      <w:pPr>
+        <w:spacing w:before="0" w:after="0"/>
+      </w:pPr>
+      <w:r>
+        <w:rPr>
+          <w:rFonts w:ascii="Consolas" w:hAnsi="Consolas"/>
+          <w:color w:val="333333"/>
+          <w:sz w:val="18"/>
+        </w:rPr>
+        <w:t>async def run_bot(</w:t>
+      </w:r>
+    </w:p>
+    <w:p>
+      <w:pPr>
+        <w:spacing w:before="0" w:after="0"/>
+      </w:pPr>
+      <w:r>
+        <w:rPr>
+          <w:rFonts w:ascii="Consolas" w:hAnsi="Consolas"/>
+          <w:color w:val="333333"/>
+          <w:sz w:val="18"/>
+        </w:rPr>
+        <w:t xml:space="preserve">    transport: BaseTransport,</w:t>
+      </w:r>
+    </w:p>
+    <w:p>
+      <w:pPr>
+        <w:spacing w:before="0" w:after="0"/>
+      </w:pPr>
+      <w:r>
+        <w:rPr>
+          <w:rFonts w:ascii="Consolas" w:hAnsi="Consolas"/>
+          <w:color w:val="333333"/>
+          <w:sz w:val="18"/>
+        </w:rPr>
+        <w:t xml:space="preserve">    from_number: str | None = None,</w:t>
+      </w:r>
+    </w:p>
+    <w:p>
+      <w:pPr>
+        <w:spacing w:before="0" w:after="0"/>
+      </w:pPr>
+      <w:r>
+        <w:rPr>
+          <w:rFonts w:ascii="Consolas" w:hAnsi="Consolas"/>
+          <w:color w:val="333333"/>
+          <w:sz w:val="18"/>
+        </w:rPr>
+        <w:t xml:space="preserve">    audio_in_sample_rate: int = 16000,</w:t>
+      </w:r>
+    </w:p>
+    <w:p>
+      <w:pPr>
+        <w:spacing w:before="0" w:after="0"/>
+      </w:pPr>
+      <w:r>
+        <w:rPr>
+          <w:rFonts w:ascii="Consolas" w:hAnsi="Consolas"/>
+          <w:color w:val="333333"/>
+          <w:sz w:val="18"/>
+        </w:rPr>
+        <w:t xml:space="preserve">    audio_out_sample_rate: int = 24000,</w:t>
+      </w:r>
+    </w:p>
+    <w:p>
+      <w:pPr>
+        <w:spacing w:before="0" w:after="0"/>
+      </w:pPr>
+      <w:r>
+        <w:rPr>
+          <w:rFonts w:ascii="Consolas" w:hAnsi="Consolas"/>
+          <w:color w:val="333333"/>
+          <w:sz w:val="18"/>
+        </w:rPr>
+        <w:t xml:space="preserve">    avatar_provider: str = AVATAR_PROVIDER_NONE,</w:t>
+      </w:r>
+    </w:p>
+    <w:p>
+      <w:pPr>
+        <w:spacing w:before="0" w:after="0"/>
+      </w:pPr>
+      <w:r>
+        <w:rPr>
+          <w:rFonts w:ascii="Consolas" w:hAnsi="Consolas"/>
+          <w:color w:val="333333"/>
+          <w:sz w:val="18"/>
+        </w:rPr>
+        <w:t>):</w:t>
+      </w:r>
+    </w:p>
+    <w:p/>
+    <w:p>
+      <w:r>
+        <w:t>Les paramètres :</w:t>
+        <w:br/>
+        <w:t>- transport : le moyen de communication (WebRTC pour navigateur, WebSocket pour téléphone)</w:t>
+        <w:br/>
+        <w:t>- from_number : le numéro de téléphone de l'appelant (utile pour Twilio)</w:t>
+        <w:br/>
+        <w:t>- audio_in_sample_rate / audio_out_sample_rate : la qualité audio en Hertz (16 kHz entrée, 24 kHz sortie pour WebRTC)</w:t>
+      </w:r>
+    </w:p>
+    <w:p>
+      <w:pPr>
+        <w:pStyle w:val="Heading3"/>
+      </w:pPr>
+      <w:r>
+        <w:t>3.3  L'état de l'appel (call_state)</w:t>
+      </w:r>
+    </w:p>
+    <w:p>
+      <w:r>
+        <w:t>Au début de run_bot(), on crée un dictionnaire pour suivre l'état de l'appel en cours :</w:t>
+      </w:r>
+    </w:p>
+    <w:p>
+      <w:pPr>
+        <w:spacing w:before="0" w:after="0"/>
+      </w:pPr>
+      <w:r>
+        <w:rPr>
+          <w:rFonts w:ascii="Consolas" w:hAnsi="Consolas"/>
+          <w:color w:val="333333"/>
+          <w:sz w:val="18"/>
+        </w:rPr>
+        <w:t>call_state: dict = {</w:t>
+      </w:r>
+    </w:p>
+    <w:p>
+      <w:pPr>
+        <w:spacing w:before="0" w:after="0"/>
+      </w:pPr>
+      <w:r>
+        <w:rPr>
+          <w:rFonts w:ascii="Consolas" w:hAnsi="Consolas"/>
+          <w:color w:val="333333"/>
+          <w:sz w:val="18"/>
+        </w:rPr>
+        <w:t xml:space="preserve">    "verified": False,</w:t>
+      </w:r>
+    </w:p>
+    <w:p>
+      <w:pPr>
+        <w:spacing w:before="0" w:after="0"/>
+      </w:pPr>
+      <w:r>
+        <w:rPr>
+          <w:rFonts w:ascii="Consolas" w:hAnsi="Consolas"/>
+          <w:color w:val="333333"/>
+          <w:sz w:val="18"/>
+        </w:rPr>
+        <w:t xml:space="preserve">    "verified_name": None,</w:t>
+      </w:r>
+    </w:p>
+    <w:p>
+      <w:pPr>
+        <w:spacing w:before="0" w:after="0"/>
+      </w:pPr>
+      <w:r>
+        <w:rPr>
+          <w:rFonts w:ascii="Consolas" w:hAnsi="Consolas"/>
+          <w:color w:val="333333"/>
+          <w:sz w:val="18"/>
+        </w:rPr>
+        <w:t xml:space="preserve">    "failed_attempts": 0,</w:t>
+      </w:r>
+    </w:p>
+    <w:p>
+      <w:pPr>
+        <w:spacing w:before="0" w:after="0"/>
+      </w:pPr>
+      <w:r>
+        <w:rPr>
+          <w:rFonts w:ascii="Consolas" w:hAnsi="Consolas"/>
+          <w:color w:val="333333"/>
+          <w:sz w:val="18"/>
+        </w:rPr>
+        <w:t>}</w:t>
+      </w:r>
+    </w:p>
+    <w:p/>
+    <w:p>
+      <w:r>
+        <w:t>Ce dictionnaire est une fermeture (closure) : il est accessible par toutes les fonctions définies à l'intérieur de run_bot(). Chaque appel téléphonique a sa propre copie de call_state — ainsi, deux appels simultanés ne mélangent pas leurs données.</w:t>
+      </w:r>
+    </w:p>
+    <w:p>
+      <w:r>
+        <w:t>On fait aussi une copie profonde des données patients :</w:t>
+      </w:r>
+    </w:p>
+    <w:p>
+      <w:pPr>
+        <w:spacing w:before="0" w:after="0"/>
+      </w:pPr>
+      <w:r>
+        <w:rPr>
+          <w:rFonts w:ascii="Consolas" w:hAnsi="Consolas"/>
+          <w:color w:val="333333"/>
+          <w:sz w:val="18"/>
+        </w:rPr>
+        <w:t>patients = copy.deepcopy(PATIENTS)</w:t>
+      </w:r>
+    </w:p>
+    <w:p/>
+    <w:p>
+      <w:r>
+        <w:t>Pourquoi deepcopy ? Si on modifiait PATIENTS directement (en décrémentant les refills), un premier appel pourrait 'voler' les refills du patient suivant. deepcopy crée une copie indépendante.</w:t>
+      </w:r>
+    </w:p>
+    <w:p>
+      <w:pPr>
+        <w:pStyle w:val="Heading3"/>
+      </w:pPr>
+      <w:r>
+        <w:t>3.4  Les outils : les fonctions que le LLM peut appeler</w:t>
+      </w:r>
+    </w:p>
+    <w:p>
+      <w:r>
+        <w:t>Le LLM (Claude) ne peut pas directement modifier le système. Il a besoin d'outils (tools) — des fonctions Python qu'il peut décider d'appeler. Voici les quatre outils du pharmacien :</w:t>
+      </w:r>
+    </w:p>
+    <w:p>
+      <w:pPr>
+        <w:pStyle w:val="Heading4"/>
+      </w:pPr>
+      <w:r>
+        <w:t>3.4.1  verify_identity()</w:t>
+      </w:r>
+    </w:p>
+    <w:p>
+      <w:pPr>
+        <w:spacing w:before="0" w:after="0"/>
+      </w:pPr>
+      <w:r>
+        <w:rPr>
+          <w:rFonts w:ascii="Consolas" w:hAnsi="Consolas"/>
+          <w:color w:val="333333"/>
+          <w:sz w:val="18"/>
+        </w:rPr>
+        <w:t>async def verify_identity(</w:t>
+      </w:r>
+    </w:p>
+    <w:p>
+      <w:pPr>
+        <w:spacing w:before="0" w:after="0"/>
+      </w:pPr>
+      <w:r>
+        <w:rPr>
+          <w:rFonts w:ascii="Consolas" w:hAnsi="Consolas"/>
+          <w:color w:val="333333"/>
+          <w:sz w:val="18"/>
+        </w:rPr>
+        <w:t xml:space="preserve">    params: FunctionCallParams,</w:t>
+      </w:r>
+    </w:p>
+    <w:p>
+      <w:pPr>
+        <w:spacing w:before="0" w:after="0"/>
+      </w:pPr>
+      <w:r>
+        <w:rPr>
+          <w:rFonts w:ascii="Consolas" w:hAnsi="Consolas"/>
+          <w:color w:val="333333"/>
+          <w:sz w:val="18"/>
+        </w:rPr>
+        <w:t xml:space="preserve">    full_name: str,</w:t>
+      </w:r>
+    </w:p>
+    <w:p>
+      <w:pPr>
+        <w:spacing w:before="0" w:after="0"/>
+      </w:pPr>
+      <w:r>
+        <w:rPr>
+          <w:rFonts w:ascii="Consolas" w:hAnsi="Consolas"/>
+          <w:color w:val="333333"/>
+          <w:sz w:val="18"/>
+        </w:rPr>
+        <w:t xml:space="preserve">    date_of_birth: str,</w:t>
+      </w:r>
+    </w:p>
+    <w:p>
+      <w:pPr>
+        <w:spacing w:before="0" w:after="0"/>
+      </w:pPr>
+      <w:r>
+        <w:rPr>
+          <w:rFonts w:ascii="Consolas" w:hAnsi="Consolas"/>
+          <w:color w:val="333333"/>
+          <w:sz w:val="18"/>
+        </w:rPr>
+        <w:t>) -&gt; None:</w:t>
+      </w:r>
+    </w:p>
+    <w:p>
+      <w:pPr>
+        <w:spacing w:before="0" w:after="0"/>
+      </w:pPr>
+      <w:r>
+        <w:rPr>
+          <w:rFonts w:ascii="Consolas" w:hAnsi="Consolas"/>
+          <w:color w:val="333333"/>
+          <w:sz w:val="18"/>
+        </w:rPr>
+        <w:t xml:space="preserve">    """Verify the caller's identity against pharmacy records."""</w:t>
+      </w:r>
+    </w:p>
+    <w:p>
+      <w:pPr>
+        <w:spacing w:before="0" w:after="0"/>
+      </w:pPr>
+      <w:r>
+        <w:rPr>
+          <w:rFonts w:ascii="Consolas" w:hAnsi="Consolas"/>
+          <w:color w:val="333333"/>
+          <w:sz w:val="18"/>
+        </w:rPr>
+        <w:t xml:space="preserve">    key = (full_name.strip().lower(), date_of_birth.strip())</w:t>
+      </w:r>
+    </w:p>
+    <w:p>
+      <w:pPr>
+        <w:spacing w:before="0" w:after="0"/>
+      </w:pPr>
+      <w:r>
+        <w:rPr>
+          <w:rFonts w:ascii="Consolas" w:hAnsi="Consolas"/>
+          <w:color w:val="333333"/>
+          <w:sz w:val="18"/>
+        </w:rPr>
+        <w:t xml:space="preserve">    if key in PATIENTS:</w:t>
+      </w:r>
+    </w:p>
+    <w:p>
+      <w:pPr>
+        <w:spacing w:before="0" w:after="0"/>
+      </w:pPr>
+      <w:r>
+        <w:rPr>
+          <w:rFonts w:ascii="Consolas" w:hAnsi="Consolas"/>
+          <w:color w:val="333333"/>
+          <w:sz w:val="18"/>
+        </w:rPr>
+        <w:t xml:space="preserve">        call_state["verified"] = True</w:t>
+      </w:r>
+    </w:p>
+    <w:p>
+      <w:pPr>
+        <w:spacing w:before="0" w:after="0"/>
+      </w:pPr>
+      <w:r>
+        <w:rPr>
+          <w:rFonts w:ascii="Consolas" w:hAnsi="Consolas"/>
+          <w:color w:val="333333"/>
+          <w:sz w:val="18"/>
+        </w:rPr>
+        <w:t xml:space="preserve">        call_state["verified_name"] = full_name.strip()</w:t>
+      </w:r>
+    </w:p>
+    <w:p>
+      <w:pPr>
+        <w:spacing w:before="0" w:after="0"/>
+      </w:pPr>
+      <w:r>
+        <w:rPr>
+          <w:rFonts w:ascii="Consolas" w:hAnsi="Consolas"/>
+          <w:color w:val="333333"/>
+          <w:sz w:val="18"/>
+        </w:rPr>
+        <w:t xml:space="preserve">        await params.result_callback({"verified": True})</w:t>
+      </w:r>
+    </w:p>
+    <w:p>
+      <w:pPr>
+        <w:spacing w:before="0" w:after="0"/>
+      </w:pPr>
+      <w:r>
+        <w:rPr>
+          <w:rFonts w:ascii="Consolas" w:hAnsi="Consolas"/>
+          <w:color w:val="333333"/>
+          <w:sz w:val="18"/>
+        </w:rPr>
+        <w:t xml:space="preserve">        return</w:t>
+      </w:r>
+    </w:p>
+    <w:p>
+      <w:pPr>
+        <w:spacing w:before="0" w:after="0"/>
+      </w:pPr>
+      <w:r>
+        <w:rPr>
+          <w:rFonts w:ascii="Consolas" w:hAnsi="Consolas"/>
+          <w:color w:val="333333"/>
+          <w:sz w:val="18"/>
+        </w:rPr>
+        <w:t xml:space="preserve">    call_state["failed_attempts"] += 1</w:t>
+      </w:r>
+    </w:p>
+    <w:p>
+      <w:pPr>
+        <w:spacing w:before="0" w:after="0"/>
+      </w:pPr>
+      <w:r>
+        <w:rPr>
+          <w:rFonts w:ascii="Consolas" w:hAnsi="Consolas"/>
+          <w:color w:val="333333"/>
+          <w:sz w:val="18"/>
+        </w:rPr>
+        <w:t xml:space="preserve">    await params.result_callback(</w:t>
+      </w:r>
+    </w:p>
+    <w:p>
+      <w:pPr>
+        <w:spacing w:before="0" w:after="0"/>
+      </w:pPr>
+      <w:r>
+        <w:rPr>
+          <w:rFonts w:ascii="Consolas" w:hAnsi="Consolas"/>
+          <w:color w:val="333333"/>
+          <w:sz w:val="18"/>
+        </w:rPr>
+        <w:t xml:space="preserve">        {</w:t>
+      </w:r>
+    </w:p>
+    <w:p>
+      <w:pPr>
+        <w:spacing w:before="0" w:after="0"/>
+      </w:pPr>
+      <w:r>
+        <w:rPr>
+          <w:rFonts w:ascii="Consolas" w:hAnsi="Consolas"/>
+          <w:color w:val="333333"/>
+          <w:sz w:val="18"/>
+        </w:rPr>
+        <w:t xml:space="preserve">            "verified": False,</w:t>
+      </w:r>
+    </w:p>
+    <w:p>
+      <w:pPr>
+        <w:spacing w:before="0" w:after="0"/>
+      </w:pPr>
+      <w:r>
+        <w:rPr>
+          <w:rFonts w:ascii="Consolas" w:hAnsi="Consolas"/>
+          <w:color w:val="333333"/>
+          <w:sz w:val="18"/>
+        </w:rPr>
+        <w:t xml:space="preserve">            "failed_attempts": call_state["failed_attempts"],</w:t>
+      </w:r>
+    </w:p>
+    <w:p>
+      <w:pPr>
+        <w:spacing w:before="0" w:after="0"/>
+      </w:pPr>
+      <w:r>
+        <w:rPr>
+          <w:rFonts w:ascii="Consolas" w:hAnsi="Consolas"/>
+          <w:color w:val="333333"/>
+          <w:sz w:val="18"/>
+        </w:rPr>
+        <w:t xml:space="preserve">        }</w:t>
+      </w:r>
+    </w:p>
+    <w:p>
+      <w:pPr>
+        <w:spacing w:before="0" w:after="0"/>
+      </w:pPr>
+      <w:r>
+        <w:rPr>
+          <w:rFonts w:ascii="Consolas" w:hAnsi="Consolas"/>
+          <w:color w:val="333333"/>
+          <w:sz w:val="18"/>
+        </w:rPr>
+        <w:t xml:space="preserve">    )</w:t>
+      </w:r>
+    </w:p>
+    <w:p/>
+    <w:p>
+      <w:r>
+        <w:t>Comment ça marche :</w:t>
+        <w:br/>
+        <w:t>1. Le LLM (Claude) reçoit le nom et la date de naissance de l'appelant.</w:t>
+        <w:br/>
+        <w:t>2. Il décide d'appeler verify_identity avec ces deux informations.</w:t>
+        <w:br/>
+        <w:t>3. La fonction vérifie si (nom, date) existe dans la base PATIENTS.</w:t>
+        <w:br/>
+        <w:t>4. Elle répond via params.result_callback() — un dictionnaire Python qui est renvoyé au LLM.</w:t>
+        <w:br/>
+        <w:t>5. Le LLM reçoit {verified: True} ou {verified: False} et adapte sa réponse.</w:t>
+      </w:r>
+    </w:p>
+    <w:p>
+      <w:r>
+        <w:t>Point de sécurité IMPORTANT : la vérification est faite en code Python, pas dans le prompt. Même si un utilisateur force le LLM à ignorer sa consigne, la fonction verify_identity ne retournera True que si les identifiants sont corrects.</w:t>
+      </w:r>
+    </w:p>
+    <w:p>
+      <w:pPr>
+        <w:pStyle w:val="Heading4"/>
+      </w:pPr>
+      <w:r>
+        <w:t>3.4.2  get_prescriptions()</w:t>
+      </w:r>
+    </w:p>
+    <w:p>
+      <w:pPr>
+        <w:spacing w:before="0" w:after="0"/>
+      </w:pPr>
+      <w:r>
+        <w:rPr>
+          <w:rFonts w:ascii="Consolas" w:hAnsi="Consolas"/>
+          <w:color w:val="333333"/>
+          <w:sz w:val="18"/>
+        </w:rPr>
+        <w:t>async def get_prescriptions(params: FunctionCallParams, full_name: str) -&gt; None:</w:t>
+      </w:r>
+    </w:p>
+    <w:p>
+      <w:pPr>
+        <w:spacing w:before="0" w:after="0"/>
+      </w:pPr>
+      <w:r>
+        <w:rPr>
+          <w:rFonts w:ascii="Consolas" w:hAnsi="Consolas"/>
+          <w:color w:val="333333"/>
+          <w:sz w:val="18"/>
+        </w:rPr>
+        <w:t xml:space="preserve">    """Look up a caller's prescriptions."""</w:t>
+      </w:r>
+    </w:p>
+    <w:p>
+      <w:pPr>
+        <w:spacing w:before="0" w:after="0"/>
+      </w:pPr>
+      <w:r>
+        <w:rPr>
+          <w:rFonts w:ascii="Consolas" w:hAnsi="Consolas"/>
+          <w:color w:val="333333"/>
+          <w:sz w:val="18"/>
+        </w:rPr>
+        <w:t xml:space="preserve">    patient = find_patient_by_name(full_name)</w:t>
+      </w:r>
+    </w:p>
+    <w:p>
+      <w:pPr>
+        <w:spacing w:before="0" w:after="0"/>
+      </w:pPr>
+      <w:r>
+        <w:rPr>
+          <w:rFonts w:ascii="Consolas" w:hAnsi="Consolas"/>
+          <w:color w:val="333333"/>
+          <w:sz w:val="18"/>
+        </w:rPr>
+        <w:t xml:space="preserve">    if not patient:</w:t>
+      </w:r>
+    </w:p>
+    <w:p>
+      <w:pPr>
+        <w:spacing w:before="0" w:after="0"/>
+      </w:pPr>
+      <w:r>
+        <w:rPr>
+          <w:rFonts w:ascii="Consolas" w:hAnsi="Consolas"/>
+          <w:color w:val="333333"/>
+          <w:sz w:val="18"/>
+        </w:rPr>
+        <w:t xml:space="preserve">        await params.result_callback(</w:t>
+      </w:r>
+    </w:p>
+    <w:p>
+      <w:pPr>
+        <w:spacing w:before="0" w:after="0"/>
+      </w:pPr>
+      <w:r>
+        <w:rPr>
+          <w:rFonts w:ascii="Consolas" w:hAnsi="Consolas"/>
+          <w:color w:val="333333"/>
+          <w:sz w:val="18"/>
+        </w:rPr>
+        <w:t xml:space="preserve">            {"error": "not_found"}</w:t>
+      </w:r>
+    </w:p>
+    <w:p>
+      <w:pPr>
+        <w:spacing w:before="0" w:after="0"/>
+      </w:pPr>
+      <w:r>
+        <w:rPr>
+          <w:rFonts w:ascii="Consolas" w:hAnsi="Consolas"/>
+          <w:color w:val="333333"/>
+          <w:sz w:val="18"/>
+        </w:rPr>
+        <w:t xml:space="preserve">        )</w:t>
+      </w:r>
+    </w:p>
+    <w:p>
+      <w:pPr>
+        <w:spacing w:before="0" w:after="0"/>
+      </w:pPr>
+      <w:r>
+        <w:rPr>
+          <w:rFonts w:ascii="Consolas" w:hAnsi="Consolas"/>
+          <w:color w:val="333333"/>
+          <w:sz w:val="18"/>
+        </w:rPr>
+        <w:t xml:space="preserve">        return</w:t>
+      </w:r>
+    </w:p>
+    <w:p>
+      <w:pPr>
+        <w:spacing w:before="0" w:after="0"/>
+      </w:pPr>
+      <w:r>
+        <w:rPr>
+          <w:rFonts w:ascii="Consolas" w:hAnsi="Consolas"/>
+          <w:color w:val="333333"/>
+          <w:sz w:val="18"/>
+        </w:rPr>
+        <w:t xml:space="preserve">    await params.result_callback({"prescriptions": patient["prescriptions"]})</w:t>
+      </w:r>
+    </w:p>
+    <w:p/>
+    <w:p>
+      <w:r>
+        <w:t>Cette fonction cherche le patient par son nom et retourne la liste de ses ordonnances. Chaque ordonnance contient : le nom du médicament, le nombre de renouvellements restants, et s'il est prêt.</w:t>
+      </w:r>
+    </w:p>
+    <w:p>
+      <w:pPr>
+        <w:pStyle w:val="Heading4"/>
+      </w:pPr>
+      <w:r>
+        <w:t>3.4.3  refill_prescription()</w:t>
+      </w:r>
+    </w:p>
+    <w:p>
+      <w:r>
+        <w:t>Cette fonction décrémente le compteur de refills du médicament demandé, génère un numéro de confirmation, et retourne les détails. Elle vérifie que le médicament existe et qu'il reste des refills.</w:t>
+      </w:r>
+    </w:p>
+    <w:p>
+      <w:pPr>
+        <w:pStyle w:val="Heading4"/>
+      </w:pPr>
+      <w:r>
+        <w:t>3.4.4  end_call()</w:t>
+      </w:r>
+    </w:p>
+    <w:p>
+      <w:pPr>
+        <w:spacing w:before="0" w:after="0"/>
+      </w:pPr>
+      <w:r>
+        <w:rPr>
+          <w:rFonts w:ascii="Consolas" w:hAnsi="Consolas"/>
+          <w:color w:val="333333"/>
+          <w:sz w:val="18"/>
+        </w:rPr>
+        <w:t>async def end_call(params: FunctionCallParams) -&gt; None:</w:t>
+      </w:r>
+    </w:p>
+    <w:p>
+      <w:pPr>
+        <w:spacing w:before="0" w:after="0"/>
+      </w:pPr>
+      <w:r>
+        <w:rPr>
+          <w:rFonts w:ascii="Consolas" w:hAnsi="Consolas"/>
+          <w:color w:val="333333"/>
+          <w:sz w:val="18"/>
+        </w:rPr>
+        <w:t xml:space="preserve">    """End the call."""</w:t>
+      </w:r>
+    </w:p>
+    <w:p>
+      <w:pPr>
+        <w:spacing w:before="0" w:after="0"/>
+      </w:pPr>
+      <w:r>
+        <w:rPr>
+          <w:rFonts w:ascii="Consolas" w:hAnsi="Consolas"/>
+          <w:color w:val="333333"/>
+          <w:sz w:val="18"/>
+        </w:rPr>
+        <w:t xml:space="preserve">    await params.llm.push_frame(EndTaskFrame(), FrameDirection.UPSTREAM)</w:t>
+      </w:r>
+    </w:p>
+    <w:p>
+      <w:pPr>
+        <w:spacing w:before="0" w:after="0"/>
+      </w:pPr>
+      <w:r>
+        <w:rPr>
+          <w:rFonts w:ascii="Consolas" w:hAnsi="Consolas"/>
+          <w:color w:val="333333"/>
+          <w:sz w:val="18"/>
+        </w:rPr>
+        <w:t xml:space="preserve">    await params.result_callback(</w:t>
+      </w:r>
+    </w:p>
+    <w:p>
+      <w:pPr>
+        <w:spacing w:before="0" w:after="0"/>
+      </w:pPr>
+      <w:r>
+        <w:rPr>
+          <w:rFonts w:ascii="Consolas" w:hAnsi="Consolas"/>
+          <w:color w:val="333333"/>
+          <w:sz w:val="18"/>
+        </w:rPr>
+        <w:t xml:space="preserve">        {"ok": True}, properties=FunctionCallResultProperties(run_llm=False)</w:t>
+      </w:r>
+    </w:p>
+    <w:p>
+      <w:pPr>
+        <w:spacing w:before="0" w:after="0"/>
+      </w:pPr>
+      <w:r>
+        <w:rPr>
+          <w:rFonts w:ascii="Consolas" w:hAnsi="Consolas"/>
+          <w:color w:val="333333"/>
+          <w:sz w:val="18"/>
+        </w:rPr>
+        <w:t xml:space="preserve">    )</w:t>
+      </w:r>
+    </w:p>
+    <w:p/>
+    <w:p>
+      <w:r>
+        <w:t>Cette fonction envoie un EndTaskFrame dans le pipeline pour signaler que l'appel doit se terminer. Le paramètre run_llm=False empêche le LLM de générer une réponse après le goodbye.</w:t>
+      </w:r>
+    </w:p>
+    <w:p>
+      <w:pPr>
+        <w:pStyle w:val="Heading3"/>
+      </w:pPr>
+      <w:r>
+        <w:t>3.5  Enregistrement des outils</w:t>
+      </w:r>
+    </w:p>
+    <w:p>
+      <w:pPr>
+        <w:spacing w:before="0" w:after="0"/>
+      </w:pPr>
+      <w:r>
+        <w:rPr>
+          <w:rFonts w:ascii="Consolas" w:hAnsi="Consolas"/>
+          <w:color w:val="333333"/>
+          <w:sz w:val="18"/>
+        </w:rPr>
+        <w:t>tool_functions = [</w:t>
+      </w:r>
+    </w:p>
+    <w:p>
+      <w:pPr>
+        <w:spacing w:before="0" w:after="0"/>
+      </w:pPr>
+      <w:r>
+        <w:rPr>
+          <w:rFonts w:ascii="Consolas" w:hAnsi="Consolas"/>
+          <w:color w:val="333333"/>
+          <w:sz w:val="18"/>
+        </w:rPr>
+        <w:t xml:space="preserve">    verify_identity,</w:t>
+      </w:r>
+    </w:p>
+    <w:p>
+      <w:pPr>
+        <w:spacing w:before="0" w:after="0"/>
+      </w:pPr>
+      <w:r>
+        <w:rPr>
+          <w:rFonts w:ascii="Consolas" w:hAnsi="Consolas"/>
+          <w:color w:val="333333"/>
+          <w:sz w:val="18"/>
+        </w:rPr>
+        <w:t xml:space="preserve">    get_prescriptions,</w:t>
+      </w:r>
+    </w:p>
+    <w:p>
+      <w:pPr>
+        <w:spacing w:before="0" w:after="0"/>
+      </w:pPr>
+      <w:r>
+        <w:rPr>
+          <w:rFonts w:ascii="Consolas" w:hAnsi="Consolas"/>
+          <w:color w:val="333333"/>
+          <w:sz w:val="18"/>
+        </w:rPr>
+        <w:t xml:space="preserve">    refill_prescription,</w:t>
+      </w:r>
+    </w:p>
+    <w:p>
+      <w:pPr>
+        <w:spacing w:before="0" w:after="0"/>
+      </w:pPr>
+      <w:r>
+        <w:rPr>
+          <w:rFonts w:ascii="Consolas" w:hAnsi="Consolas"/>
+          <w:color w:val="333333"/>
+          <w:sz w:val="18"/>
+        </w:rPr>
+        <w:t xml:space="preserve">    end_call,</w:t>
+      </w:r>
+    </w:p>
+    <w:p>
+      <w:pPr>
+        <w:spacing w:before="0" w:after="0"/>
+      </w:pPr>
+      <w:r>
+        <w:rPr>
+          <w:rFonts w:ascii="Consolas" w:hAnsi="Consolas"/>
+          <w:color w:val="333333"/>
+          <w:sz w:val="18"/>
+        </w:rPr>
+        <w:t>]</w:t>
+      </w:r>
+    </w:p>
+    <w:p>
+      <w:pPr>
+        <w:spacing w:before="0" w:after="0"/>
+      </w:pPr>
+      <w:r>
+        <w:rPr>
+          <w:rFonts w:ascii="Consolas" w:hAnsi="Consolas"/>
+          <w:color w:val="333333"/>
+          <w:sz w:val="18"/>
+        </w:rPr>
+        <w:t>tools = ToolsSchema(standard_tools=tool_functions)</w:t>
+      </w:r>
+    </w:p>
+    <w:p>
+      <w:pPr>
+        <w:spacing w:before="0" w:after="0"/>
+      </w:pPr>
+    </w:p>
+    <w:p>
+      <w:pPr>
+        <w:spacing w:before="0" w:after="0"/>
+      </w:pPr>
+      <w:r>
+        <w:rPr>
+          <w:rFonts w:ascii="Consolas" w:hAnsi="Consolas"/>
+          <w:color w:val="333333"/>
+          <w:sz w:val="18"/>
+        </w:rPr>
+        <w:t>for fn in tool_functions:</w:t>
+      </w:r>
+    </w:p>
+    <w:p>
+      <w:pPr>
+        <w:spacing w:before="0" w:after="0"/>
+      </w:pPr>
+      <w:r>
+        <w:rPr>
+          <w:rFonts w:ascii="Consolas" w:hAnsi="Consolas"/>
+          <w:color w:val="333333"/>
+          <w:sz w:val="18"/>
+        </w:rPr>
+        <w:t xml:space="preserve">    llm.register_direct_function(fn)</w:t>
+      </w:r>
+    </w:p>
+    <w:p/>
+    <w:p>
+      <w:r>
+        <w:t>ToolsSchema décrit la structure des outils au LLM (comme un contrat). register_direct_function attache l'implémentation Python à cet outil. Les deux sont nécessaires : la description pour que le LLM sache qu'il peut appeler la fonction, et l'enregistrement pour qu'elle soit effectivement exécutée.</w:t>
+      </w:r>
+    </w:p>
+    <w:p>
+      <w:pPr>
+        <w:pStyle w:val="Heading3"/>
+      </w:pPr>
+      <w:r>
+        <w:t>3.6  Le prompt système (system_instruction)</w:t>
+      </w:r>
+    </w:p>
+    <w:p>
+      <w:r>
+        <w:t>Le prompt système est le message qui définit le comportement du LLM. Contrairement aux messages utilisateur, il n'est pas vu par l'appelant ; il sert à configurer le LLM avant la conversation.</w:t>
+      </w:r>
+    </w:p>
+    <w:p>
+      <w:pPr>
+        <w:spacing w:before="0" w:after="0"/>
+      </w:pPr>
+      <w:r>
+        <w:rPr>
+          <w:rFonts w:ascii="Consolas" w:hAnsi="Consolas"/>
+          <w:color w:val="333333"/>
+          <w:sz w:val="18"/>
+        </w:rPr>
+        <w:t>system_instruction = (</w:t>
+      </w:r>
+    </w:p>
+    <w:p>
+      <w:pPr>
+        <w:spacing w:before="0" w:after="0"/>
+      </w:pPr>
+      <w:r>
+        <w:rPr>
+          <w:rFonts w:ascii="Consolas" w:hAnsi="Consolas"/>
+          <w:color w:val="333333"/>
+          <w:sz w:val="18"/>
+        </w:rPr>
+        <w:t xml:space="preserve">    "You are a phone assistant for Bayview Pharmacy. You help callers "</w:t>
+      </w:r>
+    </w:p>
+    <w:p>
+      <w:pPr>
+        <w:spacing w:before="0" w:after="0"/>
+      </w:pPr>
+      <w:r>
+        <w:rPr>
+          <w:rFonts w:ascii="Consolas" w:hAnsi="Consolas"/>
+          <w:color w:val="333333"/>
+          <w:sz w:val="18"/>
+        </w:rPr>
+        <w:t xml:space="preserve">    "refill prescriptions and answer questions about their medications.\n\n"</w:t>
+      </w:r>
+    </w:p>
+    <w:p>
+      <w:pPr>
+        <w:spacing w:before="0" w:after="0"/>
+      </w:pPr>
+      <w:r>
+        <w:rPr>
+          <w:rFonts w:ascii="Consolas" w:hAnsi="Consolas"/>
+          <w:color w:val="333333"/>
+          <w:sz w:val="18"/>
+        </w:rPr>
+        <w:t xml:space="preserve">    "SECURITY — this is your most important rule:\n"</w:t>
+      </w:r>
+    </w:p>
+    <w:p>
+      <w:pPr>
+        <w:spacing w:before="0" w:after="0"/>
+      </w:pPr>
+      <w:r>
+        <w:rPr>
+          <w:rFonts w:ascii="Consolas" w:hAnsi="Consolas"/>
+          <w:color w:val="333333"/>
+          <w:sz w:val="18"/>
+        </w:rPr>
+        <w:t xml:space="preserve">    "- Prescription information is private health information. You must NOT "</w:t>
+      </w:r>
+    </w:p>
+    <w:p>
+      <w:pPr>
+        <w:spacing w:before="0" w:after="0"/>
+      </w:pPr>
+      <w:r>
+        <w:rPr>
+          <w:rFonts w:ascii="Consolas" w:hAnsi="Consolas"/>
+          <w:color w:val="333333"/>
+          <w:sz w:val="18"/>
+        </w:rPr>
+        <w:t xml:space="preserve">    "reveal any medication [...] until you have verified the caller's identity.\n"</w:t>
+      </w:r>
+    </w:p>
+    <w:p>
+      <w:pPr>
+        <w:spacing w:before="0" w:after="0"/>
+      </w:pPr>
+      <w:r>
+        <w:rPr>
+          <w:rFonts w:ascii="Consolas" w:hAnsi="Consolas"/>
+          <w:color w:val="333333"/>
+          <w:sz w:val="18"/>
+        </w:rPr>
+        <w:t xml:space="preserve">    "- To verify, collect the caller's full name AND date of birth [...]"</w:t>
+      </w:r>
+    </w:p>
+    <w:p>
+      <w:pPr>
+        <w:spacing w:before="0" w:after="0"/>
+      </w:pPr>
+      <w:r>
+        <w:rPr>
+          <w:rFonts w:ascii="Consolas" w:hAnsi="Consolas"/>
+          <w:color w:val="333333"/>
+          <w:sz w:val="18"/>
+        </w:rPr>
+        <w:t>) + f"\n\nToday is {date.today().strftime('%A, %B %d, %Y')}."</w:t>
+      </w:r>
+    </w:p>
+    <w:p/>
+    <w:p>
+      <w:r>
+        <w:t>Le prompt système contient :</w:t>
+        <w:br/>
+        <w:t>1. La personnalité : "You are a phone assistant for Bayview Pharmacy"</w:t>
+        <w:br/>
+        <w:t>2. Les règles de sécurité : ne rien divulguer sans vérification</w:t>
+        <w:br/>
+        <w:t>3. Le mode d'emploi des outils : quand et comment appeler chaque fonction</w:t>
+        <w:br/>
+        <w:t>4. Les instructions de style : phrases courtes, contractions, pas d'emojis</w:t>
+        <w:br/>
+        <w:t>5. La gestion des langues : anglais/espagnol</w:t>
+        <w:br/>
+        <w:t>6. La date du jour : injectée dynamiquement avec f-string</w:t>
+      </w:r>
+    </w:p>
+    <w:p>
+      <w:r>
+        <w:t>Astuce : on met les règles dans le prompt MAIS aussi dans le code. Par exemple : 'ne pas divulguer d'info sans vérification' est dans le prompt, mais verify_identity() dans le code ne retournera True que si les identifiants sont corrects. Le prompt guide, le code enforce.</w:t>
+      </w:r>
+    </w:p>
+    <w:p>
+      <w:pPr>
+        <w:pStyle w:val="Heading3"/>
+      </w:pPr>
+      <w:r>
+        <w:t>3.7  Comment l'appel API à Claude est fait</w:t>
+      </w:r>
+    </w:p>
+    <w:p>
+      <w:pPr>
+        <w:spacing w:before="0" w:after="0"/>
+      </w:pPr>
+      <w:r>
+        <w:rPr>
+          <w:rFonts w:ascii="Consolas" w:hAnsi="Consolas"/>
+          <w:color w:val="333333"/>
+          <w:sz w:val="18"/>
+        </w:rPr>
+        <w:t>llm = AnthropicLLMService(</w:t>
+      </w:r>
+    </w:p>
+    <w:p>
+      <w:pPr>
+        <w:spacing w:before="0" w:after="0"/>
+      </w:pPr>
+      <w:r>
+        <w:rPr>
+          <w:rFonts w:ascii="Consolas" w:hAnsi="Consolas"/>
+          <w:color w:val="333333"/>
+          <w:sz w:val="18"/>
+        </w:rPr>
+        <w:t xml:space="preserve">    api_key=os.environ["ANTHROPIC_API_KEY"],</w:t>
+      </w:r>
+    </w:p>
+    <w:p>
+      <w:pPr>
+        <w:spacing w:before="0" w:after="0"/>
+      </w:pPr>
+      <w:r>
+        <w:rPr>
+          <w:rFonts w:ascii="Consolas" w:hAnsi="Consolas"/>
+          <w:color w:val="333333"/>
+          <w:sz w:val="18"/>
+        </w:rPr>
+        <w:t xml:space="preserve">    settings=AnthropicLLMService.Settings(</w:t>
+      </w:r>
+    </w:p>
+    <w:p>
+      <w:pPr>
+        <w:spacing w:before="0" w:after="0"/>
+      </w:pPr>
+      <w:r>
+        <w:rPr>
+          <w:rFonts w:ascii="Consolas" w:hAnsi="Consolas"/>
+          <w:color w:val="333333"/>
+          <w:sz w:val="18"/>
+        </w:rPr>
+        <w:t xml:space="preserve">        model=os.getenv("ANTHROPIC_MODEL", "claude-sonnet-4-6"),</w:t>
+      </w:r>
+    </w:p>
+    <w:p>
+      <w:pPr>
+        <w:spacing w:before="0" w:after="0"/>
+      </w:pPr>
+      <w:r>
+        <w:rPr>
+          <w:rFonts w:ascii="Consolas" w:hAnsi="Consolas"/>
+          <w:color w:val="333333"/>
+          <w:sz w:val="18"/>
+        </w:rPr>
+        <w:t xml:space="preserve">        system_instruction=system_instruction,</w:t>
+      </w:r>
+    </w:p>
+    <w:p>
+      <w:pPr>
+        <w:spacing w:before="0" w:after="0"/>
+      </w:pPr>
+      <w:r>
+        <w:rPr>
+          <w:rFonts w:ascii="Consolas" w:hAnsi="Consolas"/>
+          <w:color w:val="333333"/>
+          <w:sz w:val="18"/>
+        </w:rPr>
+        <w:t xml:space="preserve">    ),</w:t>
+      </w:r>
+    </w:p>
+    <w:p>
+      <w:pPr>
+        <w:spacing w:before="0" w:after="0"/>
+      </w:pPr>
+      <w:r>
+        <w:rPr>
+          <w:rFonts w:ascii="Consolas" w:hAnsi="Consolas"/>
+          <w:color w:val="333333"/>
+          <w:sz w:val="18"/>
+        </w:rPr>
+        <w:t>)</w:t>
+      </w:r>
+    </w:p>
+    <w:p/>
+    <w:p>
+      <w:r>
+        <w:t>AnthropicLLMService est fourni par le framework Pipecat. Il encapsule toute la complexité de l'API Anthropic (Claude) :</w:t>
+        <w:br/>
+        <w:t>1. api_key : la clé d'API (stockée dans .env, jamais dans le code)</w:t>
+        <w:br/>
+        <w:t>2. model : le modèle Claude à utiliser (claude-sonnet-4-6, claude-3-opus, etc.)</w:t>
+        <w:br/>
+        <w:t>3. system_instruction : le prompt système</w:t>
+        <w:br/>
+        <w:br/>
+        <w:t>Quand l'utilisateur parle, le pipeline :</w:t>
+        <w:br/>
+        <w:t>- Capture l'audio via le transport</w:t>
+        <w:br/>
+        <w:t>- Convertit l'audio en texte via STT</w:t>
+        <w:br/>
+        <w:t>- Envoie le texte à AnthropicLLMService</w:t>
+        <w:br/>
+        <w:t>- AnthropicLLMService appelle l'API de Claude (via Internet)</w:t>
+        <w:br/>
+        <w:t>- Claude répond avec du texte (et peut décider d'appeler un outil)</w:t>
+        <w:br/>
+        <w:t>- Le texte est converti en audio via TTS et renvoyé à l'utilisateur</w:t>
+      </w:r>
+    </w:p>
+    <w:p>
+      <w:r>
+        <w:t>Le flux détaillé d'un appel API :</w:t>
+        <w:br/>
+        <w:t>1. Le contexte de conversation (messages précédents + nouveau message) est formaté selon le format attendu par Claude.</w:t>
+        <w:br/>
+        <w:t>2. La requête est envoyée à https://api.anthropic.com/v1/messages avec la clé API dans l'en-tête Authorization.</w:t>
+        <w:br/>
+        <w:t>3. Claude génère une réponse en streaming (token par token) : le texte arrive progressivement, ce qui permet au TTS de commencer à parler avant même que Claude ait fini de réfléchir.</w:t>
+        <w:br/>
+        <w:t>4. Si Claude décide d'appeler un outil (verify_identity par exemple), la requête est interrompue, l'outil est exécuté, et le résultat est renvoyé à Claude pour qu'il génère la réponse finale.</w:t>
+      </w:r>
+    </w:p>
+    <w:p>
+      <w:pPr>
+        <w:pStyle w:val="Heading3"/>
+      </w:pPr>
+      <w:r>
+        <w:t>3.8  Le pipeline Pipecat</w:t>
+      </w:r>
+    </w:p>
+    <w:p>
+      <w:pPr>
+        <w:spacing w:before="0" w:after="0"/>
+      </w:pPr>
+      <w:r>
+        <w:rPr>
+          <w:rFonts w:ascii="Consolas" w:hAnsi="Consolas"/>
+          <w:color w:val="333333"/>
+          <w:sz w:val="18"/>
+        </w:rPr>
+        <w:t>pipeline_steps = [</w:t>
+      </w:r>
+    </w:p>
+    <w:p>
+      <w:pPr>
+        <w:spacing w:before="0" w:after="0"/>
+      </w:pPr>
+      <w:r>
+        <w:rPr>
+          <w:rFonts w:ascii="Consolas" w:hAnsi="Consolas"/>
+          <w:color w:val="333333"/>
+          <w:sz w:val="18"/>
+        </w:rPr>
+        <w:t xml:space="preserve">    transport.input(),    # 1. Entrée audio du micro</w:t>
+      </w:r>
+    </w:p>
+    <w:p>
+      <w:pPr>
+        <w:spacing w:before="0" w:after="0"/>
+      </w:pPr>
+      <w:r>
+        <w:rPr>
+          <w:rFonts w:ascii="Consolas" w:hAnsi="Consolas"/>
+          <w:color w:val="333333"/>
+          <w:sz w:val="18"/>
+        </w:rPr>
+        <w:t xml:space="preserve">    stt,                  # 2. Speech-To-Text (audio -&gt; texte)</w:t>
+      </w:r>
+    </w:p>
+    <w:p>
+      <w:pPr>
+        <w:spacing w:before="0" w:after="0"/>
+      </w:pPr>
+      <w:r>
+        <w:rPr>
+          <w:rFonts w:ascii="Consolas" w:hAnsi="Consolas"/>
+          <w:color w:val="333333"/>
+          <w:sz w:val="18"/>
+        </w:rPr>
+        <w:t xml:space="preserve">    language_preference,  # 3. Détection de la langue</w:t>
+      </w:r>
+    </w:p>
+    <w:p>
+      <w:pPr>
+        <w:spacing w:before="0" w:after="0"/>
+      </w:pPr>
+      <w:r>
+        <w:rPr>
+          <w:rFonts w:ascii="Consolas" w:hAnsi="Consolas"/>
+          <w:color w:val="333333"/>
+          <w:sz w:val="18"/>
+        </w:rPr>
+        <w:t xml:space="preserve">    user_aggregator,      # 4. Agrégation des tours de parole</w:t>
+      </w:r>
+    </w:p>
+    <w:p>
+      <w:pPr>
+        <w:spacing w:before="0" w:after="0"/>
+      </w:pPr>
+      <w:r>
+        <w:rPr>
+          <w:rFonts w:ascii="Consolas" w:hAnsi="Consolas"/>
+          <w:color w:val="333333"/>
+          <w:sz w:val="18"/>
+        </w:rPr>
+        <w:t xml:space="preserve">    llm,                  # 5. LLM Claude (texte -&gt; réponse)</w:t>
+      </w:r>
+    </w:p>
+    <w:p>
+      <w:pPr>
+        <w:spacing w:before="0" w:after="0"/>
+      </w:pPr>
+      <w:r>
+        <w:rPr>
+          <w:rFonts w:ascii="Consolas" w:hAnsi="Consolas"/>
+          <w:color w:val="333333"/>
+          <w:sz w:val="18"/>
+        </w:rPr>
+        <w:t xml:space="preserve">    tts,                  # 6. Text-To-Speech (texte -&gt; audio)</w:t>
+      </w:r>
+    </w:p>
+    <w:p>
+      <w:pPr>
+        <w:spacing w:before="0" w:after="0"/>
+      </w:pPr>
+      <w:r>
+        <w:rPr>
+          <w:rFonts w:ascii="Consolas" w:hAnsi="Consolas"/>
+          <w:color w:val="333333"/>
+          <w:sz w:val="18"/>
+        </w:rPr>
+        <w:t>]</w:t>
+      </w:r>
+    </w:p>
+    <w:p>
+      <w:pPr>
+        <w:spacing w:before="0" w:after="0"/>
+      </w:pPr>
+      <w:r>
+        <w:rPr>
+          <w:rFonts w:ascii="Consolas" w:hAnsi="Consolas"/>
+          <w:color w:val="333333"/>
+          <w:sz w:val="18"/>
+        </w:rPr>
+        <w:t>if avatar_service:</w:t>
+      </w:r>
+    </w:p>
+    <w:p>
+      <w:pPr>
+        <w:spacing w:before="0" w:after="0"/>
+      </w:pPr>
+      <w:r>
+        <w:rPr>
+          <w:rFonts w:ascii="Consolas" w:hAnsi="Consolas"/>
+          <w:color w:val="333333"/>
+          <w:sz w:val="18"/>
+        </w:rPr>
+        <w:t xml:space="preserve">    pipeline_steps.append(avatar_service)  # 7. Avatar vidéo optionnel</w:t>
+      </w:r>
+    </w:p>
+    <w:p>
+      <w:pPr>
+        <w:spacing w:before="0" w:after="0"/>
+      </w:pPr>
+      <w:r>
+        <w:rPr>
+          <w:rFonts w:ascii="Consolas" w:hAnsi="Consolas"/>
+          <w:color w:val="333333"/>
+          <w:sz w:val="18"/>
+        </w:rPr>
+        <w:t>pipeline_steps.extend([</w:t>
+      </w:r>
+    </w:p>
+    <w:p>
+      <w:pPr>
+        <w:spacing w:before="0" w:after="0"/>
+      </w:pPr>
+      <w:r>
+        <w:rPr>
+          <w:rFonts w:ascii="Consolas" w:hAnsi="Consolas"/>
+          <w:color w:val="333333"/>
+          <w:sz w:val="18"/>
+        </w:rPr>
+        <w:t xml:space="preserve">    transport.output(),   # 8. Sortie audio vers haut-parleur</w:t>
+      </w:r>
+    </w:p>
+    <w:p>
+      <w:pPr>
+        <w:spacing w:before="0" w:after="0"/>
+      </w:pPr>
+      <w:r>
+        <w:rPr>
+          <w:rFonts w:ascii="Consolas" w:hAnsi="Consolas"/>
+          <w:color w:val="333333"/>
+          <w:sz w:val="18"/>
+        </w:rPr>
+        <w:t xml:space="preserve">    assistant_aggregator, # 9. Sauvegarde du contexte</w:t>
+      </w:r>
+    </w:p>
+    <w:p>
+      <w:pPr>
+        <w:spacing w:before="0" w:after="0"/>
+      </w:pPr>
+      <w:r>
+        <w:rPr>
+          <w:rFonts w:ascii="Consolas" w:hAnsi="Consolas"/>
+          <w:color w:val="333333"/>
+          <w:sz w:val="18"/>
+        </w:rPr>
+        <w:t>])</w:t>
+      </w:r>
+    </w:p>
+    <w:p>
+      <w:pPr>
+        <w:spacing w:before="0" w:after="0"/>
+      </w:pPr>
+      <w:r>
+        <w:rPr>
+          <w:rFonts w:ascii="Consolas" w:hAnsi="Consolas"/>
+          <w:color w:val="333333"/>
+          <w:sz w:val="18"/>
+        </w:rPr>
+        <w:t>pipeline = Pipeline(pipeline_steps)</w:t>
+      </w:r>
+    </w:p>
+    <w:p/>
+    <w:p>
+      <w:r>
+        <w:t>Le pipeline est le cœur de Pipecat. C'est une chaîne de traitement où chaque étape reçoit des données, les transforme, et les passe à l'étape suivante. Les données circulent sous forme de 'frames' (images) : AudioFrame, TextFrame, LLMMessagesFrame, etc.</w:t>
+      </w:r>
+    </w:p>
+    <w:p>
+      <w:r>
+        <w:t>L'ordre est crucial :</w:t>
+        <w:br/>
+        <w:t>- L'audio arrive d'abord (transport.input)</w:t>
+        <w:br/>
+        <w:t>- Il est converti en texte (STT)</w:t>
+        <w:br/>
+        <w:t>- La langue est détectée (language_preference)</w:t>
+        <w:br/>
+        <w:t>- Le texte est ajouté au contexte (user_aggregator)</w:t>
+        <w:br/>
+        <w:t>- Le LLM génère une réponse (llm)</w:t>
+        <w:br/>
+        <w:t>- La réponse est convertie en audio (TTS)</w:t>
+        <w:br/>
+        <w:t>- L'audio est envoyé à l'utilisateur (transport.output)</w:t>
+      </w:r>
+    </w:p>
+    <w:p>
+      <w:pPr>
+        <w:pStyle w:val="Heading3"/>
+      </w:pPr>
+      <w:r>
+        <w:t>3.9  Le message de démarrage</w:t>
+      </w:r>
+    </w:p>
+    <w:p>
+      <w:pPr>
+        <w:spacing w:before="0" w:after="0"/>
+      </w:pPr>
+      <w:r>
+        <w:rPr>
+          <w:rFonts w:ascii="Consolas" w:hAnsi="Consolas"/>
+          <w:color w:val="333333"/>
+          <w:sz w:val="18"/>
+        </w:rPr>
+        <w:t>@transport.event_handler("on_client_connected")</w:t>
+      </w:r>
+    </w:p>
+    <w:p>
+      <w:pPr>
+        <w:spacing w:before="0" w:after="0"/>
+      </w:pPr>
+      <w:r>
+        <w:rPr>
+          <w:rFonts w:ascii="Consolas" w:hAnsi="Consolas"/>
+          <w:color w:val="333333"/>
+          <w:sz w:val="18"/>
+        </w:rPr>
+        <w:t>async def on_client_connected(transport, client):</w:t>
+      </w:r>
+    </w:p>
+    <w:p>
+      <w:pPr>
+        <w:spacing w:before="0" w:after="0"/>
+      </w:pPr>
+      <w:r>
+        <w:rPr>
+          <w:rFonts w:ascii="Consolas" w:hAnsi="Consolas"/>
+          <w:color w:val="333333"/>
+          <w:sz w:val="18"/>
+        </w:rPr>
+        <w:t xml:space="preserve">    context.add_message({</w:t>
+      </w:r>
+    </w:p>
+    <w:p>
+      <w:pPr>
+        <w:spacing w:before="0" w:after="0"/>
+      </w:pPr>
+      <w:r>
+        <w:rPr>
+          <w:rFonts w:ascii="Consolas" w:hAnsi="Consolas"/>
+          <w:color w:val="333333"/>
+          <w:sz w:val="18"/>
+        </w:rPr>
+        <w:t xml:space="preserve">        "role": "user",</w:t>
+      </w:r>
+    </w:p>
+    <w:p>
+      <w:pPr>
+        <w:spacing w:before="0" w:after="0"/>
+      </w:pPr>
+      <w:r>
+        <w:rPr>
+          <w:rFonts w:ascii="Consolas" w:hAnsi="Consolas"/>
+          <w:color w:val="333333"/>
+          <w:sz w:val="18"/>
+        </w:rPr>
+        <w:t xml:space="preserve">        "content": (</w:t>
+      </w:r>
+    </w:p>
+    <w:p>
+      <w:pPr>
+        <w:spacing w:before="0" w:after="0"/>
+      </w:pPr>
+      <w:r>
+        <w:rPr>
+          <w:rFonts w:ascii="Consolas" w:hAnsi="Consolas"/>
+          <w:color w:val="333333"/>
+          <w:sz w:val="18"/>
+        </w:rPr>
+        <w:t xml:space="preserve">            "A caller just connected. First ask exactly: 'Thanks for calling "</w:t>
+      </w:r>
+    </w:p>
+    <w:p>
+      <w:pPr>
+        <w:spacing w:before="0" w:after="0"/>
+      </w:pPr>
+      <w:r>
+        <w:rPr>
+          <w:rFonts w:ascii="Consolas" w:hAnsi="Consolas"/>
+          <w:color w:val="333333"/>
+          <w:sz w:val="18"/>
+        </w:rPr>
+        <w:t xml:space="preserve">            "Bayview Pharmacy. Do you prefer English or Spanish? Signify 1 "</w:t>
+      </w:r>
+    </w:p>
+    <w:p>
+      <w:pPr>
+        <w:spacing w:before="0" w:after="0"/>
+      </w:pPr>
+      <w:r>
+        <w:rPr>
+          <w:rFonts w:ascii="Consolas" w:hAnsi="Consolas"/>
+          <w:color w:val="333333"/>
+          <w:sz w:val="18"/>
+        </w:rPr>
+        <w:t xml:space="preserve">            "for English, 2 for Spanish. Prefiere ingles o espanol? "</w:t>
+      </w:r>
+    </w:p>
+    <w:p>
+      <w:pPr>
+        <w:spacing w:before="0" w:after="0"/>
+      </w:pPr>
+      <w:r>
+        <w:rPr>
+          <w:rFonts w:ascii="Consolas" w:hAnsi="Consolas"/>
+          <w:color w:val="333333"/>
+          <w:sz w:val="18"/>
+        </w:rPr>
+        <w:t xml:space="preserve">            "Indique 1 para ingles, 2 para espanol.' Do not ask how you "</w:t>
+      </w:r>
+    </w:p>
+    <w:p>
+      <w:pPr>
+        <w:spacing w:before="0" w:after="0"/>
+      </w:pPr>
+      <w:r>
+        <w:rPr>
+          <w:rFonts w:ascii="Consolas" w:hAnsi="Consolas"/>
+          <w:color w:val="333333"/>
+          <w:sz w:val="18"/>
+        </w:rPr>
+        <w:t xml:space="preserve">            "can help until the language preference is selected."</w:t>
+      </w:r>
+    </w:p>
+    <w:p>
+      <w:pPr>
+        <w:spacing w:before="0" w:after="0"/>
+      </w:pPr>
+      <w:r>
+        <w:rPr>
+          <w:rFonts w:ascii="Consolas" w:hAnsi="Consolas"/>
+          <w:color w:val="333333"/>
+          <w:sz w:val="18"/>
+        </w:rPr>
+        <w:t xml:space="preserve">        ),</w:t>
+      </w:r>
+    </w:p>
+    <w:p>
+      <w:pPr>
+        <w:spacing w:before="0" w:after="0"/>
+      </w:pPr>
+      <w:r>
+        <w:rPr>
+          <w:rFonts w:ascii="Consolas" w:hAnsi="Consolas"/>
+          <w:color w:val="333333"/>
+          <w:sz w:val="18"/>
+        </w:rPr>
+        <w:t xml:space="preserve">    })</w:t>
+      </w:r>
+    </w:p>
+    <w:p>
+      <w:pPr>
+        <w:spacing w:before="0" w:after="0"/>
+      </w:pPr>
+      <w:r>
+        <w:rPr>
+          <w:rFonts w:ascii="Consolas" w:hAnsi="Consolas"/>
+          <w:color w:val="333333"/>
+          <w:sz w:val="18"/>
+        </w:rPr>
+        <w:t xml:space="preserve">    await worker.queue_frames([LLMRunFrame()])</w:t>
+      </w:r>
+    </w:p>
+    <w:p/>
+    <w:p>
+      <w:r>
+        <w:t>Quand un client se connecte, cet événement est déclenché. On injecte un message utilisateur factice dans le contexte ("A caller just...") pour amorcer la conversation. Le LLM répondra en lisant ce message et en posant la question de la langue.</w:t>
+      </w:r>
+    </w:p>
+    <w:p>
+      <w:pPr>
+        <w:pStyle w:val="Heading2"/>
+      </w:pPr>
+      <w:r>
+        <w:t>4.  Comment ça marche avec un appel téléphonique (Twilio)</w:t>
+      </w:r>
+    </w:p>
+    <w:p>
+      <w:r>
+        <w:t>Le projet supporte aussi les appels téléphoniques réels via Twilio. Voici la différence avec WebRTC (navigateur) :</w:t>
+      </w:r>
+    </w:p>
+    <w:p>
+      <w:r>
+        <w:t>Avec le navigateur (WebRTC) :</w:t>
+        <w:br/>
+        <w:t>- L'audio est en 16 kHz entrée / 24 kHz sortie</w:t>
+        <w:br/>
+        <w:t>- Le transport est SmallWebRTCTransport</w:t>
+        <w:br/>
+        <w:t>- La latence est très faible</w:t>
+        <w:br/>
+        <w:br/>
+        <w:t>Avec Twilio (téléphone) :</w:t>
+        <w:br/>
+        <w:t>- L'audio arrive en 8 kHz encodé en μ-law (format téléphone)</w:t>
+        <w:br/>
+        <w:t>- Le transport est FastAPIWebsocketTransport</w:t>
+        <w:br/>
+        <w:t>- On utilise TwilioFrameSerializer pour décoder l'audio</w:t>
+        <w:br/>
+        <w:t>- L'avatar vidéo est désactivé (un téléphone n'a pas d'écran vidéo)</w:t>
+      </w:r>
+    </w:p>
+    <w:p>
+      <w:pPr>
+        <w:spacing w:before="0" w:after="0"/>
+      </w:pPr>
+      <w:r>
+        <w:rPr>
+          <w:rFonts w:ascii="Consolas" w:hAnsi="Consolas"/>
+          <w:color w:val="333333"/>
+          <w:sz w:val="18"/>
+        </w:rPr>
+        <w:t># Dans bot-gpt.py, la fonction bot() :</w:t>
+      </w:r>
+    </w:p>
+    <w:p>
+      <w:pPr>
+        <w:spacing w:before="0" w:after="0"/>
+      </w:pPr>
+      <w:r>
+        <w:rPr>
+          <w:rFonts w:ascii="Consolas" w:hAnsi="Consolas"/>
+          <w:color w:val="333333"/>
+          <w:sz w:val="18"/>
+        </w:rPr>
+        <w:t>match runner_args:</w:t>
+      </w:r>
+    </w:p>
+    <w:p>
+      <w:pPr>
+        <w:spacing w:before="0" w:after="0"/>
+      </w:pPr>
+      <w:r>
+        <w:rPr>
+          <w:rFonts w:ascii="Consolas" w:hAnsi="Consolas"/>
+          <w:color w:val="333333"/>
+          <w:sz w:val="18"/>
+        </w:rPr>
+        <w:t xml:space="preserve">    case SmallWebRTCRunnerArguments():</w:t>
+      </w:r>
+    </w:p>
+    <w:p>
+      <w:pPr>
+        <w:spacing w:before="0" w:after="0"/>
+      </w:pPr>
+      <w:r>
+        <w:rPr>
+          <w:rFonts w:ascii="Consolas" w:hAnsi="Consolas"/>
+          <w:color w:val="333333"/>
+          <w:sz w:val="18"/>
+        </w:rPr>
+        <w:t xml:space="preserve">        transport = SmallWebRTCTransport(...)</w:t>
+      </w:r>
+    </w:p>
+    <w:p>
+      <w:pPr>
+        <w:spacing w:before="0" w:after="0"/>
+      </w:pPr>
+      <w:r>
+        <w:rPr>
+          <w:rFonts w:ascii="Consolas" w:hAnsi="Consolas"/>
+          <w:color w:val="333333"/>
+          <w:sz w:val="18"/>
+        </w:rPr>
+        <w:t xml:space="preserve">    case WebSocketRunnerArguments():</w:t>
+      </w:r>
+    </w:p>
+    <w:p>
+      <w:pPr>
+        <w:spacing w:before="0" w:after="0"/>
+      </w:pPr>
+      <w:r>
+        <w:rPr>
+          <w:rFonts w:ascii="Consolas" w:hAnsi="Consolas"/>
+          <w:color w:val="333333"/>
+          <w:sz w:val="18"/>
+        </w:rPr>
+        <w:t xml:space="preserve">        transport_overrides["audio_in_sample_rate"] = 8000</w:t>
+      </w:r>
+    </w:p>
+    <w:p>
+      <w:pPr>
+        <w:spacing w:before="0" w:after="0"/>
+      </w:pPr>
+      <w:r>
+        <w:rPr>
+          <w:rFonts w:ascii="Consolas" w:hAnsi="Consolas"/>
+          <w:color w:val="333333"/>
+          <w:sz w:val="18"/>
+        </w:rPr>
+        <w:t xml:space="preserve">        transport_overrides["audio_out_sample_rate"] = 8000</w:t>
+      </w:r>
+    </w:p>
+    <w:p>
+      <w:pPr>
+        <w:spacing w:before="0" w:after="0"/>
+      </w:pPr>
+      <w:r>
+        <w:rPr>
+          <w:rFonts w:ascii="Consolas" w:hAnsi="Consolas"/>
+          <w:color w:val="333333"/>
+          <w:sz w:val="18"/>
+        </w:rPr>
+        <w:t xml:space="preserve">        serializer = TwilioFrameSerializer(...)</w:t>
+      </w:r>
+    </w:p>
+    <w:p>
+      <w:pPr>
+        <w:spacing w:before="0" w:after="0"/>
+      </w:pPr>
+      <w:r>
+        <w:rPr>
+          <w:rFonts w:ascii="Consolas" w:hAnsi="Consolas"/>
+          <w:color w:val="333333"/>
+          <w:sz w:val="18"/>
+        </w:rPr>
+        <w:t xml:space="preserve">        transport = FastAPIWebsocketTransport(...)</w:t>
+      </w:r>
+    </w:p>
+    <w:p/>
+    <w:p>
+      <w:r>
+        <w:t>Pour Twilio, vous devez :</w:t>
+        <w:br/>
+        <w:t>1. Avoir un compte Twilio et un numéro de téléphone</w:t>
+        <w:br/>
+        <w:t>2. Configurer TWILIO_ACCOUNT_SID et TWILIO_AUTH_TOKEN dans .env</w:t>
+        <w:br/>
+        <w:t>3. Déployer le bot sur Pipecat Cloud (ou un serveur public)</w:t>
+        <w:br/>
+        <w:t>4. Créer un TwiML Bin qui pointe vers votre bot :</w:t>
+      </w:r>
+    </w:p>
+    <w:p>
+      <w:pPr>
+        <w:spacing w:before="0" w:after="0"/>
+      </w:pPr>
+      <w:r>
+        <w:rPr>
+          <w:rFonts w:ascii="Consolas" w:hAnsi="Consolas"/>
+          <w:color w:val="333333"/>
+          <w:sz w:val="18"/>
+        </w:rPr>
+        <w:t>&lt;?xml version="1.0" encoding="UTF-8"?&gt;</w:t>
+      </w:r>
+    </w:p>
+    <w:p>
+      <w:pPr>
+        <w:spacing w:before="0" w:after="0"/>
+      </w:pPr>
+      <w:r>
+        <w:rPr>
+          <w:rFonts w:ascii="Consolas" w:hAnsi="Consolas"/>
+          <w:color w:val="333333"/>
+          <w:sz w:val="18"/>
+        </w:rPr>
+        <w:t>&lt;Response&gt;</w:t>
+      </w:r>
+    </w:p>
+    <w:p>
+      <w:pPr>
+        <w:spacing w:before="0" w:after="0"/>
+      </w:pPr>
+      <w:r>
+        <w:rPr>
+          <w:rFonts w:ascii="Consolas" w:hAnsi="Consolas"/>
+          <w:color w:val="333333"/>
+          <w:sz w:val="18"/>
+        </w:rPr>
+        <w:t xml:space="preserve">  &lt;Connect&gt;</w:t>
+      </w:r>
+    </w:p>
+    <w:p>
+      <w:pPr>
+        <w:spacing w:before="0" w:after="0"/>
+      </w:pPr>
+      <w:r>
+        <w:rPr>
+          <w:rFonts w:ascii="Consolas" w:hAnsi="Consolas"/>
+          <w:color w:val="333333"/>
+          <w:sz w:val="18"/>
+        </w:rPr>
+        <w:t xml:space="preserve">    &lt;Stream url="wss://api.pipecat.daily.co/ws/twilio"&gt;</w:t>
+      </w:r>
+    </w:p>
+    <w:p>
+      <w:pPr>
+        <w:spacing w:before="0" w:after="0"/>
+      </w:pPr>
+      <w:r>
+        <w:rPr>
+          <w:rFonts w:ascii="Consolas" w:hAnsi="Consolas"/>
+          <w:color w:val="333333"/>
+          <w:sz w:val="18"/>
+        </w:rPr>
+        <w:t xml:space="preserve">      &lt;Parameter name="_pipecatCloudServiceHost" value="votre-app.votre-organisation"/&gt;</w:t>
+      </w:r>
+    </w:p>
+    <w:p>
+      <w:pPr>
+        <w:spacing w:before="0" w:after="0"/>
+      </w:pPr>
+      <w:r>
+        <w:rPr>
+          <w:rFonts w:ascii="Consolas" w:hAnsi="Consolas"/>
+          <w:color w:val="333333"/>
+          <w:sz w:val="18"/>
+        </w:rPr>
+        <w:t xml:space="preserve">    &lt;/Stream&gt;</w:t>
+      </w:r>
+    </w:p>
+    <w:p>
+      <w:pPr>
+        <w:spacing w:before="0" w:after="0"/>
+      </w:pPr>
+      <w:r>
+        <w:rPr>
+          <w:rFonts w:ascii="Consolas" w:hAnsi="Consolas"/>
+          <w:color w:val="333333"/>
+          <w:sz w:val="18"/>
+        </w:rPr>
+        <w:t xml:space="preserve">  &lt;/Connect&gt;</w:t>
+      </w:r>
+    </w:p>
+    <w:p>
+      <w:pPr>
+        <w:spacing w:before="0" w:after="0"/>
+      </w:pPr>
+      <w:r>
+        <w:rPr>
+          <w:rFonts w:ascii="Consolas" w:hAnsi="Consolas"/>
+          <w:color w:val="333333"/>
+          <w:sz w:val="18"/>
+        </w:rPr>
+        <w:t>&lt;/Response&gt;</w:t>
+      </w:r>
+    </w:p>
+    <w:p/>
+    <w:p>
+      <w:pPr>
+        <w:pStyle w:val="Heading2"/>
+      </w:pPr>
+      <w:r>
+        <w:t>5.  app.js — l'interface utilisateur WebRTC</w:t>
+      </w:r>
+    </w:p>
+    <w:p>
+      <w:r>
+        <w:t>Le fichier server/demo_client/app.js est le code JavaScript qui fait tourner l'interface utilisateur dans le navigateur. C'est le 'client' qui se connecte au bot.</w:t>
+      </w:r>
+    </w:p>
+    <w:p>
+      <w:r>
+        <w:t>Fonctionnalités principales :</w:t>
+        <w:br/>
+        <w:t>1. Connexion WebRTC : établit une connexion peer-to-peer avec le serveur Python</w:t>
+        <w:br/>
+        <w:t>2. Capture audio/vidéo : utilise getUserMedia() pour le micro et la caméra</w:t>
+        <w:br/>
+        <w:t>3. Data channel : canal texte pour les messages et les commandes (RTVI)</w:t>
+        <w:br/>
+        <w:t>4. Détection visuelle : utilise MediaPipe pour détecter une bouteille d'ordonnance</w:t>
+        <w:br/>
+        <w:t>5. Détection de gestes : reconnaît les gestes de la main (Pointing Up = English, Victory = Spanish)</w:t>
+        <w:br/>
+        <w:t>6. Transcript : affiche la conversation en direct</w:t>
+        <w:br/>
+        <w:t>7. Gestion des appareils : sélection micro/caméra/haut-parleur</w:t>
+      </w:r>
+    </w:p>
+    <w:p>
+      <w:r>
+        <w:t>Le flux de connexion :</w:t>
+        <w:br/>
+        <w:t>1. L'utilisateur clique sur 'Join' → startCall() est appelée</w:t>
+        <w:br/>
+        <w:t>2. Le navigateur fait un POST /start au serveur Python → reçoit une sessionId</w:t>
+        <w:br/>
+        <w:t>3. Il crée une RTCPeerConnection avec le serveur</w:t>
+        <w:br/>
+        <w:t>4. Il négocie les codecs audio/vidéo via l'API /sessions/{id}/offer</w:t>
+        <w:br/>
+        <w:t>5. Une fois connecté, les flux audio/vidéo circulent en temps réel</w:t>
+        <w:br/>
+        <w:t>6. Les transcriptions sont affichées via le data channel (RTVI protocol)</w:t>
+      </w:r>
+    </w:p>
+    <w:p>
+      <w:r>
+        <w:rPr>
+          <w:b/>
+          <w:sz w:val="20"/>
+        </w:rPr>
+        <w:t>Extrait de app.js :</w:t>
+      </w:r>
+    </w:p>
+    <w:p>
+      <w:pPr>
+        <w:spacing w:before="0" w:after="0"/>
+      </w:pPr>
+      <w:r>
+        <w:rPr>
+          <w:rFonts w:ascii="Consolas" w:hAnsi="Consolas"/>
+          <w:color w:val="333333"/>
+          <w:sz w:val="18"/>
+        </w:rPr>
+        <w:t>// Exemple : création de la connexion WebRTC</w:t>
+      </w:r>
+    </w:p>
+    <w:p>
+      <w:pPr>
+        <w:spacing w:before="0" w:after="0"/>
+      </w:pPr>
+      <w:r>
+        <w:rPr>
+          <w:rFonts w:ascii="Consolas" w:hAnsi="Consolas"/>
+          <w:color w:val="333333"/>
+          <w:sz w:val="18"/>
+        </w:rPr>
+        <w:t>state.pc = new RTCPeerConnection(startData.iceConfig || undefined);</w:t>
+      </w:r>
+    </w:p>
+    <w:p>
+      <w:pPr>
+        <w:spacing w:before="0" w:after="0"/>
+      </w:pPr>
+      <w:r>
+        <w:rPr>
+          <w:rFonts w:ascii="Consolas" w:hAnsi="Consolas"/>
+          <w:color w:val="333333"/>
+          <w:sz w:val="18"/>
+        </w:rPr>
+        <w:t>const audioTransceiver = state.pc.addTransceiver('audio', { direction: 'sendrecv' });</w:t>
+      </w:r>
+    </w:p>
+    <w:p>
+      <w:pPr>
+        <w:spacing w:before="0" w:after="0"/>
+      </w:pPr>
+      <w:r>
+        <w:rPr>
+          <w:rFonts w:ascii="Consolas" w:hAnsi="Consolas"/>
+          <w:color w:val="333333"/>
+          <w:sz w:val="18"/>
+        </w:rPr>
+        <w:t>const videoTransceiver = state.pc.addTransceiver('video', { direction: 'sendrecv' });</w:t>
+      </w:r>
+    </w:p>
+    <w:p>
+      <w:pPr>
+        <w:spacing w:before="0" w:after="0"/>
+      </w:pPr>
+      <w:r>
+        <w:rPr>
+          <w:rFonts w:ascii="Consolas" w:hAnsi="Consolas"/>
+          <w:color w:val="333333"/>
+          <w:sz w:val="18"/>
+        </w:rPr>
+        <w:t>state.dc = state.pc.createDataChannel('chat', { ordered: true });</w:t>
+      </w:r>
+    </w:p>
+    <w:p/>
+    <w:p>
+      <w:pPr>
+        <w:pStyle w:val="Heading2"/>
+      </w:pPr>
+      <w:r>
+        <w:t>6.  Dockerfile — le cours complet</w:t>
+      </w:r>
+    </w:p>
+    <w:p>
+      <w:r>
+        <w:t>Le Dockerfile est la 'recette' qui décrit comment construire l'image Docker du bot. Docker permet d'empaqueter l'application avec toutes ses dépendances pour qu'elle tourne à l'identique sur n'importe quel serveur.</w:t>
+      </w:r>
+    </w:p>
+    <w:p>
+      <w:r>
+        <w:rPr>
+          <w:b/>
+          <w:sz w:val="20"/>
+        </w:rPr>
+        <w:t>Le Dockerfile complet :</w:t>
+      </w:r>
+    </w:p>
+    <w:p>
+      <w:pPr>
+        <w:spacing w:before="0" w:after="0"/>
+      </w:pPr>
+      <w:r>
+        <w:rPr>
+          <w:rFonts w:ascii="Consolas" w:hAnsi="Consolas"/>
+          <w:color w:val="333333"/>
+          <w:sz w:val="18"/>
+        </w:rPr>
+        <w:t>FROM dailyco/pipecat-base:latest</w:t>
+      </w:r>
+    </w:p>
+    <w:p>
+      <w:pPr>
+        <w:spacing w:before="0" w:after="0"/>
+      </w:pPr>
+    </w:p>
+    <w:p>
+      <w:pPr>
+        <w:spacing w:before="0" w:after="0"/>
+      </w:pPr>
+      <w:r>
+        <w:rPr>
+          <w:rFonts w:ascii="Consolas" w:hAnsi="Consolas"/>
+          <w:color w:val="333333"/>
+          <w:sz w:val="18"/>
+        </w:rPr>
+        <w:t>ENV UV_COMPILE_BYTECODE=1</w:t>
+      </w:r>
+    </w:p>
+    <w:p>
+      <w:pPr>
+        <w:spacing w:before="0" w:after="0"/>
+      </w:pPr>
+      <w:r>
+        <w:rPr>
+          <w:rFonts w:ascii="Consolas" w:hAnsi="Consolas"/>
+          <w:color w:val="333333"/>
+          <w:sz w:val="18"/>
+        </w:rPr>
+        <w:t>ENV UV_LINK_MODE=copy</w:t>
+      </w:r>
+    </w:p>
+    <w:p>
+      <w:pPr>
+        <w:spacing w:before="0" w:after="0"/>
+      </w:pPr>
+    </w:p>
+    <w:p>
+      <w:pPr>
+        <w:spacing w:before="0" w:after="0"/>
+      </w:pPr>
+      <w:r>
+        <w:rPr>
+          <w:rFonts w:ascii="Consolas" w:hAnsi="Consolas"/>
+          <w:color w:val="333333"/>
+          <w:sz w:val="18"/>
+        </w:rPr>
+        <w:t>RUN --mount=type=cache,target=/root/.cache/uv \</w:t>
+      </w:r>
+    </w:p>
+    <w:p>
+      <w:pPr>
+        <w:spacing w:before="0" w:after="0"/>
+      </w:pPr>
+      <w:r>
+        <w:rPr>
+          <w:rFonts w:ascii="Consolas" w:hAnsi="Consolas"/>
+          <w:color w:val="333333"/>
+          <w:sz w:val="18"/>
+        </w:rPr>
+        <w:t xml:space="preserve">    --mount=type=bind,source=uv.lock,target=uv.lock \</w:t>
+      </w:r>
+    </w:p>
+    <w:p>
+      <w:pPr>
+        <w:spacing w:before="0" w:after="0"/>
+      </w:pPr>
+      <w:r>
+        <w:rPr>
+          <w:rFonts w:ascii="Consolas" w:hAnsi="Consolas"/>
+          <w:color w:val="333333"/>
+          <w:sz w:val="18"/>
+        </w:rPr>
+        <w:t xml:space="preserve">    --mount=type=bind,source=pyproject.toml,target=pyproject.toml \</w:t>
+      </w:r>
+    </w:p>
+    <w:p>
+      <w:pPr>
+        <w:spacing w:before="0" w:after="0"/>
+      </w:pPr>
+      <w:r>
+        <w:rPr>
+          <w:rFonts w:ascii="Consolas" w:hAnsi="Consolas"/>
+          <w:color w:val="333333"/>
+          <w:sz w:val="18"/>
+        </w:rPr>
+        <w:t xml:space="preserve">    uv sync --locked --no-install-project --no-dev</w:t>
+      </w:r>
+    </w:p>
+    <w:p>
+      <w:pPr>
+        <w:spacing w:before="0" w:after="0"/>
+      </w:pPr>
+    </w:p>
+    <w:p>
+      <w:pPr>
+        <w:spacing w:before="0" w:after="0"/>
+      </w:pPr>
+      <w:r>
+        <w:rPr>
+          <w:rFonts w:ascii="Consolas" w:hAnsi="Consolas"/>
+          <w:color w:val="333333"/>
+          <w:sz w:val="18"/>
+        </w:rPr>
+        <w:t>COPY ./bot-nemotron.py bot.py</w:t>
+      </w:r>
+    </w:p>
+    <w:p>
+      <w:pPr>
+        <w:spacing w:before="0" w:after="0"/>
+      </w:pPr>
+      <w:r>
+        <w:rPr>
+          <w:rFonts w:ascii="Consolas" w:hAnsi="Consolas"/>
+          <w:color w:val="333333"/>
+          <w:sz w:val="18"/>
+        </w:rPr>
+        <w:t>COPY ./mock_backend.py mock_backend.py</w:t>
+      </w:r>
+    </w:p>
+    <w:p>
+      <w:pPr>
+        <w:spacing w:before="0" w:after="0"/>
+      </w:pPr>
+      <w:r>
+        <w:rPr>
+          <w:rFonts w:ascii="Consolas" w:hAnsi="Consolas"/>
+          <w:color w:val="333333"/>
+          <w:sz w:val="18"/>
+        </w:rPr>
+        <w:t>COPY ./nemotron_llm.py nemotron_llm.py</w:t>
+      </w:r>
+    </w:p>
+    <w:p>
+      <w:pPr>
+        <w:spacing w:before="0" w:after="0"/>
+      </w:pPr>
+      <w:r>
+        <w:rPr>
+          <w:rFonts w:ascii="Consolas" w:hAnsi="Consolas"/>
+          <w:color w:val="333333"/>
+          <w:sz w:val="18"/>
+        </w:rPr>
+        <w:t>COPY ./nvidia_stt.py nvidia_stt.py</w:t>
+      </w:r>
+    </w:p>
+    <w:p>
+      <w:pPr>
+        <w:spacing w:before="0" w:after="0"/>
+      </w:pPr>
+      <w:r>
+        <w:rPr>
+          <w:rFonts w:ascii="Consolas" w:hAnsi="Consolas"/>
+          <w:color w:val="333333"/>
+          <w:sz w:val="18"/>
+        </w:rPr>
+        <w:t>COPY ./stt_provider.py stt_provider.py</w:t>
+      </w:r>
+    </w:p>
+    <w:p>
+      <w:pPr>
+        <w:spacing w:before="0" w:after="0"/>
+      </w:pPr>
+      <w:r>
+        <w:rPr>
+          <w:rFonts w:ascii="Consolas" w:hAnsi="Consolas"/>
+          <w:color w:val="333333"/>
+          <w:sz w:val="18"/>
+        </w:rPr>
+        <w:t>COPY ./video_avatar.py video_avatar.py</w:t>
+      </w:r>
+    </w:p>
+    <w:p>
+      <w:pPr>
+        <w:spacing w:before="0" w:after="0"/>
+      </w:pPr>
+      <w:r>
+        <w:rPr>
+          <w:rFonts w:ascii="Consolas" w:hAnsi="Consolas"/>
+          <w:color w:val="333333"/>
+          <w:sz w:val="18"/>
+        </w:rPr>
+        <w:t>COPY ./language_router.py language_router.py</w:t>
+      </w:r>
+    </w:p>
+    <w:p/>
+    <w:p>
+      <w:r>
+        <w:t>Explication ligne par ligne :</w:t>
+        <w:br/>
+        <w:br/>
+        <w:t>FROM dailyco/pipecat-base:latest</w:t>
+        <w:br/>
+        <w:t xml:space="preserve">  → On part d'une image de base fournie par Daily.co qui contient déjà Python, les dépendances système (codecs audio, bibliothèques C, etc.) et les outils nécessaires. C'est comme partir d'un Ubuntu pré-configuré.</w:t>
+        <w:br/>
+        <w:br/>
+        <w:t>ENV UV_COMPILE_BYTECODE=1</w:t>
+        <w:br/>
+        <w:t xml:space="preserve">  → On demande à uv de compiler le bytecode Python à l'avance pour que le démarrage soit plus rapide.</w:t>
+        <w:br/>
+        <w:br/>
+        <w:t>ENV UV_LINK_MODE=copy</w:t>
+        <w:br/>
+        <w:t xml:space="preserve">  → Dans Docker, on copie les fichiers (plutôt que créer des liens symboliques) car les volumes montés ne supportent pas bien les liens.</w:t>
+        <w:br/>
+        <w:br/>
+        <w:t>RUN --mount=type=cache...</w:t>
+        <w:br/>
+        <w:t xml:space="preserve">  → Cette instruction installe les dépendances Python. Les options --mount=type=cache et --mount=type=bind sont des fonctionnalités avancées de Docker BuildKit qui permettent de :</w:t>
+        <w:br/>
+        <w:t xml:space="preserve">   - Mettre en cache les téléchargements (pas besoin de tout re-télécharger à chaque build)</w:t>
+        <w:br/>
+        <w:t xml:space="preserve">   - Lire les fichiers du projet sans les copier (économise de l'espace)</w:t>
+        <w:br/>
+        <w:br/>
+        <w:t>uv sync --locked --no-install-project --no-dev</w:t>
+        <w:br/>
+        <w:t xml:space="preserve">  → --locked : utilise le uv.lock existant (versions exactes)</w:t>
+        <w:br/>
+        <w:t xml:space="preserve">  → --no-install-project : n'installe PAS encore le code du projet (juste les dépendances)</w:t>
+        <w:br/>
+        <w:t xml:space="preserve">  → --no-dev : n'installe PAS les dépendances de développement</w:t>
+        <w:br/>
+        <w:br/>
+        <w:t>COPY ./bot-nemotron.py bot.py</w:t>
+        <w:br/>
+        <w:t xml:space="preserve">  → On copie le code source dans l'image. Notez que bot-nemotron.py devient bot.py (c'est le nom attendu par Pipecat Cloud).</w:t>
+      </w:r>
+    </w:p>
+    <w:p>
+      <w:r>
+        <w:t>Concepts Docker à connaître :</w:t>
+        <w:br/>
+        <w:t>- Image : le 'modèle' figé qui contient tout le nécessaire</w:t>
+        <w:br/>
+        <w:t>- Conteneur : une instance en cours d'exécution d'une image</w:t>
+        <w:br/>
+        <w:t>- Dockerfile : la recette pour construire l'image</w:t>
+        <w:br/>
+        <w:t>- Layer : chaque instruction dans le Dockerfile crée une couche (layer). Docker réutilise les couches inchangées pour accélérer les builds.</w:t>
+      </w:r>
+    </w:p>
+    <w:p>
+      <w:pPr>
+        <w:pStyle w:val="Heading2"/>
+      </w:pPr>
+      <w:r>
+        <w:t>7.  Les fichiers .sh (scripts shell)</w:t>
+      </w:r>
+    </w:p>
+    <w:p>
+      <w:r>
+        <w:t>Les fichiers .sh sont des scripts shell qui s'exécutent sous Linux. Ils automatisent des tâches répétitives.</w:t>
+      </w:r>
+    </w:p>
+    <w:p>
+      <w:pPr>
+        <w:pStyle w:val="Heading3"/>
+      </w:pPr>
+      <w:r>
+        <w:t>7.1  start.sh</w:t>
+      </w:r>
+    </w:p>
+    <w:p>
+      <w:r>
+        <w:rPr>
+          <w:b/>
+          <w:sz w:val="20"/>
+        </w:rPr>
+        <w:t>Exemple : harness/start.sh</w:t>
+      </w:r>
+    </w:p>
+    <w:p>
+      <w:pPr>
+        <w:spacing w:before="0" w:after="0"/>
+      </w:pPr>
+      <w:r>
+        <w:rPr>
+          <w:rFonts w:ascii="Consolas" w:hAnsi="Consolas"/>
+          <w:color w:val="333333"/>
+          <w:sz w:val="18"/>
+        </w:rPr>
+        <w:t>#!/usr/bin/env bash</w:t>
+      </w:r>
+    </w:p>
+    <w:p>
+      <w:pPr>
+        <w:spacing w:before="0" w:after="0"/>
+      </w:pPr>
+      <w:r>
+        <w:rPr>
+          <w:rFonts w:ascii="Consolas" w:hAnsi="Consolas"/>
+          <w:color w:val="333333"/>
+          <w:sz w:val="18"/>
+        </w:rPr>
+        <w:t>set -euo pipefail</w:t>
+      </w:r>
+    </w:p>
+    <w:p>
+      <w:pPr>
+        <w:spacing w:before="0" w:after="0"/>
+      </w:pPr>
+      <w:r>
+        <w:rPr>
+          <w:rFonts w:ascii="Consolas" w:hAnsi="Consolas"/>
+          <w:color w:val="333333"/>
+          <w:sz w:val="18"/>
+        </w:rPr>
+        <w:t>SCRIPT_DIR="$(cd "$(dirname "${BASH_SOURCE[0]}")" &amp;&amp; pwd)"</w:t>
+      </w:r>
+    </w:p>
+    <w:p>
+      <w:pPr>
+        <w:spacing w:before="0" w:after="0"/>
+      </w:pPr>
+      <w:r>
+        <w:rPr>
+          <w:rFonts w:ascii="Consolas" w:hAnsi="Consolas"/>
+          <w:color w:val="333333"/>
+          <w:sz w:val="18"/>
+        </w:rPr>
+        <w:t>ROOT="$(dirname "$SCRIPT_DIR")"</w:t>
+      </w:r>
+    </w:p>
+    <w:p>
+      <w:pPr>
+        <w:spacing w:before="0" w:after="0"/>
+      </w:pPr>
+      <w:r>
+        <w:rPr>
+          <w:rFonts w:ascii="Consolas" w:hAnsi="Consolas"/>
+          <w:color w:val="333333"/>
+          <w:sz w:val="18"/>
+        </w:rPr>
+        <w:t>PORT=8888</w:t>
+      </w:r>
+    </w:p>
+    <w:p>
+      <w:pPr>
+        <w:spacing w:before="0" w:after="0"/>
+      </w:pPr>
+    </w:p>
+    <w:p>
+      <w:pPr>
+        <w:spacing w:before="0" w:after="0"/>
+      </w:pPr>
+      <w:r>
+        <w:rPr>
+          <w:rFonts w:ascii="Consolas" w:hAnsi="Consolas"/>
+          <w:color w:val="333333"/>
+          <w:sz w:val="18"/>
+        </w:rPr>
+        <w:t>set -a</w:t>
+      </w:r>
+    </w:p>
+    <w:p>
+      <w:pPr>
+        <w:spacing w:before="0" w:after="0"/>
+      </w:pPr>
+      <w:r>
+        <w:rPr>
+          <w:rFonts w:ascii="Consolas" w:hAnsi="Consolas"/>
+          <w:color w:val="333333"/>
+          <w:sz w:val="18"/>
+        </w:rPr>
+        <w:t>source "$ROOT/server/.env"</w:t>
+      </w:r>
+    </w:p>
+    <w:p>
+      <w:pPr>
+        <w:spacing w:before="0" w:after="0"/>
+      </w:pPr>
+      <w:r>
+        <w:rPr>
+          <w:rFonts w:ascii="Consolas" w:hAnsi="Consolas"/>
+          <w:color w:val="333333"/>
+          <w:sz w:val="18"/>
+        </w:rPr>
+        <w:t>set +a</w:t>
+      </w:r>
+    </w:p>
+    <w:p>
+      <w:pPr>
+        <w:spacing w:before="0" w:after="0"/>
+      </w:pPr>
+    </w:p>
+    <w:p>
+      <w:pPr>
+        <w:spacing w:before="0" w:after="0"/>
+      </w:pPr>
+      <w:r>
+        <w:rPr>
+          <w:rFonts w:ascii="Consolas" w:hAnsi="Consolas"/>
+          <w:color w:val="333333"/>
+          <w:sz w:val="18"/>
+        </w:rPr>
+        <w:t>DOMAIN="${NGROK_DOMAIN:?NGROK_DOMAIN not set in server/.env}"</w:t>
+      </w:r>
+    </w:p>
+    <w:p>
+      <w:pPr>
+        <w:spacing w:before="0" w:after="0"/>
+      </w:pPr>
+      <w:r>
+        <w:rPr>
+          <w:rFonts w:ascii="Consolas" w:hAnsi="Consolas"/>
+          <w:color w:val="333333"/>
+          <w:sz w:val="18"/>
+        </w:rPr>
+        <w:t>ngrok http --domain="$DOMAIN" "$PORT" --log=stdout &gt; /tmp/ngrok-bayview.log 2&gt;&amp;1 &amp;</w:t>
+      </w:r>
+    </w:p>
+    <w:p>
+      <w:pPr>
+        <w:spacing w:before="0" w:after="0"/>
+      </w:pPr>
+      <w:r>
+        <w:rPr>
+          <w:rFonts w:ascii="Consolas" w:hAnsi="Consolas"/>
+          <w:color w:val="333333"/>
+          <w:sz w:val="18"/>
+        </w:rPr>
+        <w:t>NGROK_PID=$!</w:t>
+      </w:r>
+    </w:p>
+    <w:p>
+      <w:pPr>
+        <w:spacing w:before="0" w:after="0"/>
+      </w:pPr>
+      <w:r>
+        <w:rPr>
+          <w:rFonts w:ascii="Consolas" w:hAnsi="Consolas"/>
+          <w:color w:val="333333"/>
+          <w:sz w:val="18"/>
+        </w:rPr>
+        <w:t>sleep 3</w:t>
+      </w:r>
+    </w:p>
+    <w:p>
+      <w:pPr>
+        <w:spacing w:before="0" w:after="0"/>
+      </w:pPr>
+    </w:p>
+    <w:p>
+      <w:pPr>
+        <w:spacing w:before="0" w:after="0"/>
+      </w:pPr>
+      <w:r>
+        <w:rPr>
+          <w:rFonts w:ascii="Consolas" w:hAnsi="Consolas"/>
+          <w:color w:val="333333"/>
+          <w:sz w:val="18"/>
+        </w:rPr>
+        <w:t>trap 'kill $NGROK_PID 2&gt;/dev/null; echo "Stopped."' EXIT INT TERM</w:t>
+      </w:r>
+    </w:p>
+    <w:p>
+      <w:pPr>
+        <w:spacing w:before="0" w:after="0"/>
+      </w:pPr>
+    </w:p>
+    <w:p>
+      <w:pPr>
+        <w:spacing w:before="0" w:after="0"/>
+      </w:pPr>
+      <w:r>
+        <w:rPr>
+          <w:rFonts w:ascii="Consolas" w:hAnsi="Consolas"/>
+          <w:color w:val="333333"/>
+          <w:sz w:val="18"/>
+        </w:rPr>
+        <w:t>cd "$ROOT/server"</w:t>
+      </w:r>
+    </w:p>
+    <w:p>
+      <w:pPr>
+        <w:spacing w:before="0" w:after="0"/>
+      </w:pPr>
+      <w:r>
+        <w:rPr>
+          <w:rFonts w:ascii="Consolas" w:hAnsi="Consolas"/>
+          <w:color w:val="333333"/>
+          <w:sz w:val="18"/>
+        </w:rPr>
+        <w:t>uv run python3 ../harness/webhook_server.py --port "$PORT"</w:t>
+      </w:r>
+    </w:p>
+    <w:p/>
+    <w:p>
+      <w:r>
+        <w:t>Explication :</w:t>
+        <w:br/>
+        <w:br/>
+        <w:t>#!/usr/bin/env bash</w:t>
+        <w:br/>
+        <w:t xml:space="preserve">  → Shebang : indique au système que ce script doit être exécuté avec bash.</w:t>
+        <w:br/>
+        <w:br/>
+        <w:t>set -euo pipefail</w:t>
+        <w:br/>
+        <w:t xml:space="preserve">  → Options de sécurité :</w:t>
+        <w:br/>
+        <w:t xml:space="preserve">     -e : arrête le script en cas d'erreur</w:t>
+        <w:br/>
+        <w:t xml:space="preserve">     -u : arrête si une variable non définie est utilisée</w:t>
+        <w:br/>
+        <w:t xml:space="preserve">     -o pipefail : une erreur dans un pipeline arrête tout</w:t>
+        <w:br/>
+        <w:br/>
+        <w:t>SCRIPT_DIR="$(cd "$(dirname "${BASH_SOURCE[0]}")" &amp;&amp; pwd)"</w:t>
+        <w:br/>
+        <w:t xml:space="preserve">  → Récupère le chemin absolu du dossier où se trouve le script.</w:t>
+        <w:br/>
+        <w:t xml:space="preserve">  → dirname donne le dossier, cd &amp;&amp; pwd donne le chemin absolu.</w:t>
+        <w:br/>
+        <w:br/>
+        <w:t>source "$ROOT/server/.env"</w:t>
+        <w:br/>
+        <w:t xml:space="preserve">  → Charge les variables d'environnement depuis .env.</w:t>
+        <w:br/>
+        <w:br/>
+        <w:t>DOMAIN="${NGROK_DOMAIN:?erreur}"</w:t>
+        <w:br/>
+        <w:t xml:space="preserve">  → Si NGROK_DOMAIN n'est pas défini, affiche une erreur et s'arrête.</w:t>
+        <w:br/>
+        <w:br/>
+        <w:t>ngrok http ... &amp;</w:t>
+        <w:br/>
+        <w:t xml:space="preserve">  → Lance ngrok (un tunnel qui rend un serveur local accessible depuis Internet) en arrière-plan. Le &amp; met le processus en arrière-plan.</w:t>
+        <w:br/>
+        <w:br/>
+        <w:t>NGROK_PID=$!</w:t>
+        <w:br/>
+        <w:t xml:space="preserve">  → $! contient le PID (Process ID) du dernier processus lancé en arrière-plan.</w:t>
+        <w:br/>
+        <w:br/>
+        <w:t>trap 'kill $NGROK_PID' EXIT INT TERM</w:t>
+        <w:br/>
+        <w:t xml:space="preserve">  → Quand le script se termine (EXIT) ou est interrompu (INT, TERM), il tue automatiquement le processus ngrok.</w:t>
+        <w:br/>
+        <w:br/>
+        <w:t>uv run python3 ../harness/webhook_server.py --port "$PORT"</w:t>
+        <w:br/>
+        <w:t xml:space="preserve">  → Lance le serveur webhook (au premier plan).</w:t>
+      </w:r>
+    </w:p>
+    <w:p>
+      <w:r>
+        <w:t>Commandes shell de base à connaître :</w:t>
+        <w:br/>
+        <w:t>- cd dossier : changer de dossier</w:t>
+        <w:br/>
+        <w:t>- ls : lister les fichiers</w:t>
+        <w:br/>
+        <w:t>- export VAR=valeur : définir une variable d'environnement</w:t>
+        <w:br/>
+        <w:t>- echo "texte" : afficher du texte</w:t>
+        <w:br/>
+        <w:t>- source fichier : exécuter un fichier dans le shell courant</w:t>
+        <w:br/>
+        <w:t>- chmod +x fichier : rendre un fichier exécutable</w:t>
+        <w:br/>
+        <w:t>- ./fichier.sh : exécuter un script shell</w:t>
+      </w:r>
+    </w:p>
+    <w:p>
+      <w:pPr>
+        <w:pStyle w:val="Heading2"/>
+      </w:pPr>
+      <w:r>
+        <w:t>8.  Configurer le réseau pour un serveur Linux distant</w:t>
+      </w:r>
+    </w:p>
+    <w:p>
+      <w:r>
+        <w:t>Pour que le bot soit accessible depuis n'importe quel OS, vous devez le déployer sur un serveur Linux (VPS, EC2, etc.). Voici comment faire :</w:t>
+      </w:r>
+    </w:p>
+    <w:p>
+      <w:r>
+        <w:t>Étape 1 : Préparer le serveur</w:t>
+        <w:br/>
+        <w:t>- Louer un VPS (DigitalOcean, AWS EC2, Linode, Hetzner)</w:t>
+        <w:br/>
+        <w:t>- Choisir Ubuntu 22.04 ou 24.04</w:t>
+        <w:br/>
+        <w:t>- S'y connecter en SSH : ssh utilisateur@adresse-du-serveur</w:t>
+        <w:br/>
+        <w:t>- Installer les dépendances :</w:t>
+        <w:br/>
+        <w:t xml:space="preserve">  sudo apt update &amp;&amp; sudo apt install -y curl python3</w:t>
+        <w:br/>
+        <w:t xml:space="preserve">  curl -LsSf https://astral.sh/uv/install.sh | sh</w:t>
+      </w:r>
+    </w:p>
+    <w:p>
+      <w:r>
+        <w:t>Étape 2 : Copier le projet</w:t>
+        <w:br/>
+        <w:t>- Soit via git : git clone https://github.com/...</w:t>
+        <w:br/>
+        <w:t>- Soit via scp : scp -r ./server utilisateur@serveur:~/</w:t>
+      </w:r>
+    </w:p>
+    <w:p>
+      <w:r>
+        <w:t>Étape 3 : Installer les dépendances et lancer</w:t>
+        <w:br/>
+        <w:t xml:space="preserve">  cd server &amp;&amp; uv sync</w:t>
+        <w:br/>
+        <w:t xml:space="preserve">  uv run bot-gpt.py</w:t>
+      </w:r>
+    </w:p>
+    <w:p>
+      <w:r>
+        <w:t>Étape 4 : Configurer le pare-feu</w:t>
+        <w:br/>
+        <w:t xml:space="preserve">  sudo ufw allow 7860/tcp   # ouvrir le port 7860</w:t>
+        <w:br/>
+        <w:t xml:space="preserve">  sudo ufw enable</w:t>
+      </w:r>
+    </w:p>
+    <w:p>
+      <w:r>
+        <w:t>Étape 5 : Accéder depuis n'importe où</w:t>
+        <w:br/>
+        <w:t>- Depuis Windows/Mac : http://&lt;adresse-ip&gt;:7860</w:t>
+        <w:br/>
+        <w:t>- Pour la production, utilisez un reverse proxy comme Nginx :</w:t>
+      </w:r>
+    </w:p>
+    <w:p>
+      <w:pPr>
+        <w:spacing w:before="0" w:after="0"/>
+      </w:pPr>
+      <w:r>
+        <w:rPr>
+          <w:rFonts w:ascii="Consolas" w:hAnsi="Consolas"/>
+          <w:color w:val="333333"/>
+          <w:sz w:val="18"/>
+        </w:rPr>
+        <w:t># /etc/nginx/sites-available/bayview</w:t>
+      </w:r>
+    </w:p>
+    <w:p>
+      <w:pPr>
+        <w:spacing w:before="0" w:after="0"/>
+      </w:pPr>
+      <w:r>
+        <w:rPr>
+          <w:rFonts w:ascii="Consolas" w:hAnsi="Consolas"/>
+          <w:color w:val="333333"/>
+          <w:sz w:val="18"/>
+        </w:rPr>
+        <w:t>server {</w:t>
+      </w:r>
+    </w:p>
+    <w:p>
+      <w:pPr>
+        <w:spacing w:before="0" w:after="0"/>
+      </w:pPr>
+      <w:r>
+        <w:rPr>
+          <w:rFonts w:ascii="Consolas" w:hAnsi="Consolas"/>
+          <w:color w:val="333333"/>
+          <w:sz w:val="18"/>
+        </w:rPr>
+        <w:t xml:space="preserve">    listen 80;</w:t>
+      </w:r>
+    </w:p>
+    <w:p>
+      <w:pPr>
+        <w:spacing w:before="0" w:after="0"/>
+      </w:pPr>
+      <w:r>
+        <w:rPr>
+          <w:rFonts w:ascii="Consolas" w:hAnsi="Consolas"/>
+          <w:color w:val="333333"/>
+          <w:sz w:val="18"/>
+        </w:rPr>
+        <w:t xml:space="preserve">    server_name votre-domaine.com;</w:t>
+      </w:r>
+    </w:p>
+    <w:p>
+      <w:pPr>
+        <w:spacing w:before="0" w:after="0"/>
+      </w:pPr>
+    </w:p>
+    <w:p>
+      <w:pPr>
+        <w:spacing w:before="0" w:after="0"/>
+      </w:pPr>
+      <w:r>
+        <w:rPr>
+          <w:rFonts w:ascii="Consolas" w:hAnsi="Consolas"/>
+          <w:color w:val="333333"/>
+          <w:sz w:val="18"/>
+        </w:rPr>
+        <w:t xml:space="preserve">    location / {</w:t>
+      </w:r>
+    </w:p>
+    <w:p>
+      <w:pPr>
+        <w:spacing w:before="0" w:after="0"/>
+      </w:pPr>
+      <w:r>
+        <w:rPr>
+          <w:rFonts w:ascii="Consolas" w:hAnsi="Consolas"/>
+          <w:color w:val="333333"/>
+          <w:sz w:val="18"/>
+        </w:rPr>
+        <w:t xml:space="preserve">        proxy_pass http://127.0.0.1:7860;</w:t>
+      </w:r>
+    </w:p>
+    <w:p>
+      <w:pPr>
+        <w:spacing w:before="0" w:after="0"/>
+      </w:pPr>
+      <w:r>
+        <w:rPr>
+          <w:rFonts w:ascii="Consolas" w:hAnsi="Consolas"/>
+          <w:color w:val="333333"/>
+          <w:sz w:val="18"/>
+        </w:rPr>
+        <w:t xml:space="preserve">        proxy_set_header Host $host;</w:t>
+      </w:r>
+    </w:p>
+    <w:p>
+      <w:pPr>
+        <w:spacing w:before="0" w:after="0"/>
+      </w:pPr>
+      <w:r>
+        <w:rPr>
+          <w:rFonts w:ascii="Consolas" w:hAnsi="Consolas"/>
+          <w:color w:val="333333"/>
+          <w:sz w:val="18"/>
+        </w:rPr>
+        <w:t xml:space="preserve">        proxy_set_header Upgrade $http_upgrade;</w:t>
+      </w:r>
+    </w:p>
+    <w:p>
+      <w:pPr>
+        <w:spacing w:before="0" w:after="0"/>
+      </w:pPr>
+      <w:r>
+        <w:rPr>
+          <w:rFonts w:ascii="Consolas" w:hAnsi="Consolas"/>
+          <w:color w:val="333333"/>
+          <w:sz w:val="18"/>
+        </w:rPr>
+        <w:t xml:space="preserve">        proxy_set_header Connection "upgrade";</w:t>
+      </w:r>
+    </w:p>
+    <w:p>
+      <w:pPr>
+        <w:spacing w:before="0" w:after="0"/>
+      </w:pPr>
+      <w:r>
+        <w:rPr>
+          <w:rFonts w:ascii="Consolas" w:hAnsi="Consolas"/>
+          <w:color w:val="333333"/>
+          <w:sz w:val="18"/>
+        </w:rPr>
+        <w:t xml:space="preserve">        proxy_read_timeout 86400;</w:t>
+      </w:r>
+    </w:p>
+    <w:p>
+      <w:pPr>
+        <w:spacing w:before="0" w:after="0"/>
+      </w:pPr>
+      <w:r>
+        <w:rPr>
+          <w:rFonts w:ascii="Consolas" w:hAnsi="Consolas"/>
+          <w:color w:val="333333"/>
+          <w:sz w:val="18"/>
+        </w:rPr>
+        <w:t xml:space="preserve">    }</w:t>
+      </w:r>
+    </w:p>
+    <w:p>
+      <w:pPr>
+        <w:spacing w:before="0" w:after="0"/>
+      </w:pPr>
+      <w:r>
+        <w:rPr>
+          <w:rFonts w:ascii="Consolas" w:hAnsi="Consolas"/>
+          <w:color w:val="333333"/>
+          <w:sz w:val="18"/>
+        </w:rPr>
+        <w:t>}</w:t>
+      </w:r>
+    </w:p>
+    <w:p/>
+    <w:p>
+      <w:r>
+        <w:t>Important : WebRTC a besoin de WebSockets. L'en-tête Upgrade est crucial pour que la connexion fonctionne à travers Nginx.</w:t>
+      </w:r>
+    </w:p>
     <w:sectPr>
       <w:pgSz w:w="12240" w:h="15840"/>
       <w:pgMar w:top="1440" w:right="1800" w:bottom="1440" w:left="1800" w:header="720" w:footer="720" w:gutter="0"/>
@@ -2025,6 +5723,9 @@
     <w:name w:val="Normal"/>
     <w:qFormat/>
     <w:rsid w:val="00FC693F"/>
+    <w:pPr>
+      <w:spacing w:after="120"/>
+    </w:pPr>
     <w:rPr>
       <w:rFonts w:ascii="Calibri" w:hAnsi="Calibri"/>
       <w:sz w:val="22"/>

--- a/GUIDE_DEMARRAGE.docx
+++ b/GUIDE_DEMARRAGE.docx
@@ -5348,6 +5348,347 @@
     <w:p>
       <w:r>
         <w:t>Important : WebRTC a besoin de WebSockets. L'en-tête Upgrade est crucial pour que la connexion fonctionne à travers Nginx.</w:t>
+      </w:r>
+    </w:p>
+    <w:p>
+      <w:pPr>
+        <w:pStyle w:val="Heading2"/>
+      </w:pPr>
+      <w:r>
+        <w:t>9.  Quels fichiers sont vraiment nécessaires ?</w:t>
+      </w:r>
+    </w:p>
+    <w:p>
+      <w:r>
+        <w:t>Beaucoup de fichiers dans le dépôt GitHub sont optionnels. Voici ce qui est indispensable et ce qui ne l'est pas.</w:t>
+      </w:r>
+    </w:p>
+    <w:p>
+      <w:pPr>
+        <w:pStyle w:val="Heading3"/>
+      </w:pPr>
+      <w:r>
+        <w:t>Indispensable : le dossier server/ uniquement</w:t>
+      </w:r>
+    </w:p>
+    <w:p>
+      <w:r>
+        <w:t>Le seul dossier absolument nécessaire pour faire tourner le bot est server/. Il contient tout le code Python, les dépendances (pyproject.toml + uv.lock), l'interface web (demo_client/), et la configuration Docker.</w:t>
+      </w:r>
+    </w:p>
+    <w:p>
+      <w:pPr>
+        <w:pStyle w:val="Heading3"/>
+      </w:pPr>
+      <w:r>
+        <w:t>Optionnel (peut être supprimé sans impact)</w:t>
+      </w:r>
+    </w:p>
+    <w:tbl>
+      <w:tblPr>
+        <w:tblStyle w:val="LightShading-Accent1"/>
+        <w:tblW w:type="auto" w:w="0"/>
+        <w:tblLook w:firstColumn="1" w:firstRow="1" w:lastColumn="0" w:lastRow="0" w:noHBand="0" w:noVBand="1" w:val="04A0"/>
+      </w:tblPr>
+      <w:tblGrid>
+        <w:gridCol w:w="2880"/>
+        <w:gridCol w:w="2880"/>
+        <w:gridCol w:w="2880"/>
+      </w:tblGrid>
+      <w:tr>
+        <w:tc>
+          <w:tcPr>
+            <w:tcW w:type="dxa" w:w="2880"/>
+          </w:tcPr>
+          <w:p>
+            <w:r>
+              <w:t>Dossier / Fichier</w:t>
+            </w:r>
+          </w:p>
+        </w:tc>
+        <w:tc>
+          <w:tcPr>
+            <w:tcW w:type="dxa" w:w="2880"/>
+          </w:tcPr>
+          <w:p>
+            <w:r>
+              <w:t>Utilité</w:t>
+            </w:r>
+          </w:p>
+        </w:tc>
+        <w:tc>
+          <w:tcPr>
+            <w:tcW w:type="dxa" w:w="2880"/>
+          </w:tcPr>
+          <w:p>
+            <w:r>
+              <w:t>Pourquoi optionnel ?</w:t>
+            </w:r>
+          </w:p>
+        </w:tc>
+      </w:tr>
+      <w:tr>
+        <w:tc>
+          <w:tcPr>
+            <w:tcW w:type="dxa" w:w="2880"/>
+          </w:tcPr>
+          <w:p>
+            <w:r>
+              <w:t>harness/</w:t>
+            </w:r>
+          </w:p>
+        </w:tc>
+        <w:tc>
+          <w:tcPr>
+            <w:tcW w:type="dxa" w:w="2880"/>
+          </w:tcPr>
+          <w:p>
+            <w:r>
+              <w:t>Boucle d'amélioration automatique (Cekura)</w:t>
+            </w:r>
+          </w:p>
+        </w:tc>
+        <w:tc>
+          <w:tcPr>
+            <w:tcW w:type="dxa" w:w="2880"/>
+          </w:tcPr>
+          <w:p>
+            <w:r>
+              <w:t>Intégration avancée pour le hackathon. Le bot fonctionne sans.</w:t>
+            </w:r>
+          </w:p>
+        </w:tc>
+      </w:tr>
+      <w:tr>
+        <w:tc>
+          <w:tcPr>
+            <w:tcW w:type="dxa" w:w="2880"/>
+          </w:tcPr>
+          <w:p>
+            <w:r>
+              <w:t>README.md</w:t>
+            </w:r>
+          </w:p>
+        </w:tc>
+        <w:tc>
+          <w:tcPr>
+            <w:tcW w:type="dxa" w:w="2880"/>
+          </w:tcPr>
+          <w:p>
+            <w:r>
+              <w:t>Documentation</w:t>
+            </w:r>
+          </w:p>
+        </w:tc>
+        <w:tc>
+          <w:tcPr>
+            <w:tcW w:type="dxa" w:w="2880"/>
+          </w:tcPr>
+          <w:p>
+            <w:r>
+              <w:t>Simple fichier d'explication, pas exécuté.</w:t>
+            </w:r>
+          </w:p>
+        </w:tc>
+      </w:tr>
+      <w:tr>
+        <w:tc>
+          <w:tcPr>
+            <w:tcW w:type="dxa" w:w="2880"/>
+          </w:tcPr>
+          <w:p>
+            <w:r>
+              <w:t>CLAUDE.md</w:t>
+            </w:r>
+          </w:p>
+        </w:tc>
+        <w:tc>
+          <w:tcPr>
+            <w:tcW w:type="dxa" w:w="2880"/>
+          </w:tcPr>
+          <w:p>
+            <w:r>
+              <w:t>Instructions pour Claude Code</w:t>
+            </w:r>
+          </w:p>
+        </w:tc>
+        <w:tc>
+          <w:tcPr>
+            <w:tcW w:type="dxa" w:w="2880"/>
+          </w:tcPr>
+          <w:p>
+            <w:r>
+              <w:t>Guidage pour l'IA, pas pour le bot.</w:t>
+            </w:r>
+          </w:p>
+        </w:tc>
+      </w:tr>
+      <w:tr>
+        <w:tc>
+          <w:tcPr>
+            <w:tcW w:type="dxa" w:w="2880"/>
+          </w:tcPr>
+          <w:p>
+            <w:r>
+              <w:t>.github/</w:t>
+            </w:r>
+          </w:p>
+        </w:tc>
+        <w:tc>
+          <w:tcPr>
+            <w:tcW w:type="dxa" w:w="2880"/>
+          </w:tcPr>
+          <w:p>
+            <w:r>
+              <w:t>Workflows GitHub Actions</w:t>
+            </w:r>
+          </w:p>
+        </w:tc>
+        <w:tc>
+          <w:tcPr>
+            <w:tcW w:type="dxa" w:w="2880"/>
+          </w:tcPr>
+          <w:p>
+            <w:r>
+              <w:t>CI/CD automatique, pas nécessaire en local.</w:t>
+            </w:r>
+          </w:p>
+        </w:tc>
+      </w:tr>
+      <w:tr>
+        <w:tc>
+          <w:tcPr>
+            <w:tcW w:type="dxa" w:w="2880"/>
+          </w:tcPr>
+          <w:p>
+            <w:r>
+              <w:t>.gitignore</w:t>
+            </w:r>
+          </w:p>
+        </w:tc>
+        <w:tc>
+          <w:tcPr>
+            <w:tcW w:type="dxa" w:w="2880"/>
+          </w:tcPr>
+          <w:p>
+            <w:r>
+              <w:t>Fichier Git</w:t>
+            </w:r>
+          </w:p>
+        </w:tc>
+        <w:tc>
+          <w:tcPr>
+            <w:tcW w:type="dxa" w:w="2880"/>
+          </w:tcPr>
+          <w:p>
+            <w:r>
+              <w:t>Ignore les fichiers inutiles dans git.</w:t>
+            </w:r>
+          </w:p>
+        </w:tc>
+      </w:tr>
+    </w:tbl>
+    <w:p/>
+    <w:p>
+      <w:pPr>
+        <w:pStyle w:val="Heading3"/>
+      </w:pPr>
+      <w:r>
+        <w:t>Comment obtenir seulement le nécessaire ?</w:t>
+      </w:r>
+    </w:p>
+    <w:p>
+      <w:r>
+        <w:t>Pour copier uniquement server/ sur votre serveur Linux :</w:t>
+      </w:r>
+    </w:p>
+    <w:p>
+      <w:pPr>
+        <w:spacing w:before="0" w:after="0"/>
+      </w:pPr>
+      <w:r>
+        <w:rPr>
+          <w:rFonts w:ascii="Consolas" w:hAnsi="Consolas"/>
+          <w:color w:val="333333"/>
+          <w:sz w:val="18"/>
+        </w:rPr>
+        <w:t># Via scp (copie sécurisée) :</w:t>
+      </w:r>
+    </w:p>
+    <w:p>
+      <w:pPr>
+        <w:spacing w:before="0" w:after="0"/>
+      </w:pPr>
+      <w:r>
+        <w:rPr>
+          <w:rFonts w:ascii="Consolas" w:hAnsi="Consolas"/>
+          <w:color w:val="333333"/>
+          <w:sz w:val="18"/>
+        </w:rPr>
+        <w:t>scp -r ./server utilisateur@serveur:~/mon-projet</w:t>
+      </w:r>
+    </w:p>
+    <w:p>
+      <w:pPr>
+        <w:spacing w:before="0" w:after="0"/>
+      </w:pPr>
+    </w:p>
+    <w:p>
+      <w:pPr>
+        <w:spacing w:before="0" w:after="0"/>
+      </w:pPr>
+      <w:r>
+        <w:rPr>
+          <w:rFonts w:ascii="Consolas" w:hAnsi="Consolas"/>
+          <w:color w:val="333333"/>
+          <w:sz w:val="18"/>
+        </w:rPr>
+        <w:t># Ou via git (clone puis suppression) :</w:t>
+      </w:r>
+    </w:p>
+    <w:p>
+      <w:pPr>
+        <w:spacing w:before="0" w:after="0"/>
+      </w:pPr>
+      <w:r>
+        <w:rPr>
+          <w:rFonts w:ascii="Consolas" w:hAnsi="Consolas"/>
+          <w:color w:val="333333"/>
+          <w:sz w:val="18"/>
+        </w:rPr>
+        <w:t>git clone https://github.com/... projet</w:t>
+      </w:r>
+    </w:p>
+    <w:p>
+      <w:pPr>
+        <w:spacing w:before="0" w:after="0"/>
+      </w:pPr>
+      <w:r>
+        <w:rPr>
+          <w:rFonts w:ascii="Consolas" w:hAnsi="Consolas"/>
+          <w:color w:val="333333"/>
+          <w:sz w:val="18"/>
+        </w:rPr>
+        <w:t>rm -rf projet/harness projet/.github</w:t>
+      </w:r>
+    </w:p>
+    <w:p>
+      <w:pPr>
+        <w:spacing w:before="0" w:after="0"/>
+      </w:pPr>
+      <w:r>
+        <w:rPr>
+          <w:rFonts w:ascii="Consolas" w:hAnsi="Consolas"/>
+          <w:color w:val="333333"/>
+          <w:sz w:val="18"/>
+        </w:rPr>
+        <w:t>mv projet/server . &amp;&amp; rm -rf projet</w:t>
+      </w:r>
+    </w:p>
+    <w:p/>
+    <w:p>
+      <w:r>
+        <w:t>Le bot fonctionnera parfaitement avec uniquement le contenu de server/, que ce soit sur WSL, un VPS Linux, ou Pipecat Cloud.</w:t>
       </w:r>
     </w:p>
     <w:sectPr>
